--- a/docs-SaborExpress/04_SaborExpress_Diseno_del_Software.docx
+++ b/docs-SaborExpress/04_SaborExpress_Diseno_del_Software.docx
@@ -4,21 +4,75 @@
   <w:body>
     <w:p>
       <w:pPr>
-        <w:spacing w:before="3100" w:line="480" w:lineRule="auto"/>
+        <w:spacing w:before="1100"/>
+        <w:jc w:val="center"/>
+      </w:pPr>
+      <w:r>
+        <w:drawing>
+          <wp:inline>
+            <wp:extent cx="4389120" cy="2501042"/>
+            <wp:docPr id="60" name="Picture 60"/>
+            <wp:cNvGraphicFramePr>
+              <a:graphicFrameLocks noChangeAspect="1"/>
+            </wp:cNvGraphicFramePr>
+            <a:graphic>
+              <a:graphicData uri="http://schemas.openxmlformats.org/drawingml/2006/picture">
+                <pic:pic>
+                  <pic:nvPicPr>
+                    <pic:cNvPr id="0" name="SaborExpress_logo_transparente.png"/>
+                    <pic:cNvPicPr/>
+                  </pic:nvPicPr>
+                  <pic:blipFill>
+                    <a:blip r:embed="rId9"/>
+                    <a:stretch>
+                      <a:fillRect/>
+                    </a:stretch>
+                  </pic:blipFill>
+                  <pic:spPr>
+                    <a:xfrm>
+                      <a:off x="0" y="0"/>
+                      <a:ext cx="4389120" cy="2501042"/>
+                    </a:xfrm>
+                    <a:prstGeom prst="rect"/>
+                  </pic:spPr>
+                </pic:pic>
+              </a:graphicData>
+            </a:graphic>
+          </wp:inline>
+        </w:drawing>
+      </w:r>
+    </w:p>
+    <w:p>
+      <w:pPr>
+        <w:spacing w:before="900" w:after="500"/>
         <w:jc w:val="center"/>
       </w:pPr>
       <w:r>
         <w:rPr>
           <w:rFonts w:ascii="Times New Roman" w:hAnsi="Times New Roman"/>
           <w:b/>
-          <w:sz w:val="28"/>
+          <w:sz w:val="34"/>
         </w:rPr>
         <w:t>04 SaborExpress Diseno del Software</w:t>
       </w:r>
     </w:p>
     <w:p>
       <w:pPr>
-        <w:spacing w:line="480" w:lineRule="auto"/>
+        <w:spacing w:after="160"/>
+        <w:jc w:val="center"/>
+      </w:pPr>
+      <w:r>
+        <w:rPr>
+          <w:rFonts w:ascii="Times New Roman" w:hAnsi="Times New Roman"/>
+          <w:b/>
+          <w:sz w:val="24"/>
+        </w:rPr>
+        <w:t>SABOREXPRESS — PROYECTO DE SOFTWARE</w:t>
+      </w:r>
+    </w:p>
+    <w:p>
+      <w:pPr>
+        <w:spacing w:after="160"/>
         <w:jc w:val="center"/>
       </w:pPr>
       <w:r>
@@ -26,12 +80,12 @@
           <w:rFonts w:ascii="Times New Roman" w:hAnsi="Times New Roman"/>
           <w:sz w:val="24"/>
         </w:rPr>
-        <w:t>Equipo de desarrollo SaborExpress</w:t>
-      </w:r>
-    </w:p>
-    <w:p>
-      <w:pPr>
-        <w:spacing w:line="480" w:lineRule="auto"/>
+        <w:t>Yerson Stiven Cuellar Rubiano</w:t>
+      </w:r>
+    </w:p>
+    <w:p>
+      <w:pPr>
+        <w:spacing w:after="160"/>
         <w:jc w:val="center"/>
       </w:pPr>
       <w:r>
@@ -39,12 +93,12 @@
           <w:rFonts w:ascii="Times New Roman" w:hAnsi="Times New Roman"/>
           <w:sz w:val="24"/>
         </w:rPr>
-        <w:t>Filiación institucional y autores individuales: por confirmar</w:t>
-      </w:r>
-    </w:p>
-    <w:p>
-      <w:pPr>
-        <w:spacing w:line="480" w:lineRule="auto"/>
+        <w:t>Ficha de formación: 3145555</w:t>
+      </w:r>
+    </w:p>
+    <w:p>
+      <w:pPr>
+        <w:spacing w:after="160"/>
         <w:jc w:val="center"/>
       </w:pPr>
       <w:r>
@@ -52,12 +106,12 @@
           <w:rFonts w:ascii="Times New Roman" w:hAnsi="Times New Roman"/>
           <w:sz w:val="24"/>
         </w:rPr>
-        <w:t>Estudio académico de ingeniería de software y documentación</w:t>
-      </w:r>
-    </w:p>
-    <w:p>
-      <w:pPr>
-        <w:spacing w:line="480" w:lineRule="auto"/>
+        <w:t>Expediente técnico y académico — APA 7</w:t>
+      </w:r>
+    </w:p>
+    <w:p>
+      <w:pPr>
+        <w:spacing w:after="160"/>
         <w:jc w:val="center"/>
       </w:pPr>
       <w:r>
@@ -69,29 +123,39 @@
       </w:r>
     </w:p>
     <w:p>
+      <w:pPr>
+        <w:spacing w:before="600"/>
+        <w:jc w:val="center"/>
+      </w:pPr>
+      <w:r>
+        <w:rPr>
+          <w:i/>
+        </w:rPr>
+        <w:t>Fuente documental: repositorios SaborExpressBack, SaborExpressWeb y SaborExpressMovil.</w:t>
+        <w:br/>
+        <w:t>Las pruebas no ejecutadas se identifican como pendientes.</w:t>
+      </w:r>
+    </w:p>
+    <w:p>
       <w:r>
         <w:br w:type="page"/>
       </w:r>
     </w:p>
-    <w:bookmarkStart w:id="45" w:name="diseño-y-arquitectura-del-software"/>
+    <w:bookmarkStart w:id="62" w:name="diseño-y-arquitectura-del-software"/>
     <w:p>
       <w:pPr>
         <w:pStyle w:val="Heading1"/>
         <w:keepNext/>
-        <w:ind w:firstLine="0"/>
-      </w:pPr>
-      <w:r>
-        <w:rPr>
-          <w:color w:val="000000"/>
-        </w:rPr>
+        <w:spacing w:line="264" w:lineRule="auto"/>
+      </w:pPr>
+      <w:r>
         <w:t xml:space="preserve">Diseño y arquitectura del software</w:t>
       </w:r>
     </w:p>
     <w:p>
       <w:pPr>
         <w:pStyle w:val="FirstParagraph"/>
-        <w:spacing w:line="480" w:lineRule="auto" w:after="0"/>
-        <w:ind w:firstLine="720"/>
+        <w:spacing w:line="396" w:lineRule="auto" w:after="100"/>
       </w:pPr>
       <w:r>
         <w:rPr>
@@ -114,13 +178,13 @@
           <w:b/>
           <w:bCs/>
         </w:rPr>
-        <w:t xml:space="preserve">Fecha de corte:</w:t>
-      </w:r>
-      <w:r>
-        <w:t xml:space="preserve"> </w:t>
-      </w:r>
-      <w:r>
-        <w:t xml:space="preserve">14 de octubre de 2026 |</w:t>
+        <w:t xml:space="preserve">Autor / integrante:</w:t>
+      </w:r>
+      <w:r>
+        <w:t xml:space="preserve"> </w:t>
+      </w:r>
+      <w:r>
+        <w:t xml:space="preserve">Yerson Stiven Cuellar Rubiano |</w:t>
       </w:r>
       <w:r>
         <w:t xml:space="preserve"> </w:t>
@@ -130,13 +194,13 @@
           <w:b/>
           <w:bCs/>
         </w:rPr>
-        <w:t xml:space="preserve">Versión:</w:t>
-      </w:r>
-      <w:r>
-        <w:t xml:space="preserve"> </w:t>
-      </w:r>
-      <w:r>
-        <w:t xml:space="preserve">2.0 |</w:t>
+        <w:t xml:space="preserve">Ficha:</w:t>
+      </w:r>
+      <w:r>
+        <w:t xml:space="preserve"> </w:t>
+      </w:r>
+      <w:r>
+        <w:t xml:space="preserve">3145555 |</w:t>
       </w:r>
       <w:r>
         <w:t xml:space="preserve"> </w:t>
@@ -146,20 +210,35 @@
           <w:b/>
           <w:bCs/>
         </w:rPr>
-        <w:t xml:space="preserve">Tipo:</w:t>
-      </w:r>
-      <w:r>
-        <w:t xml:space="preserve"> </w:t>
-      </w:r>
-      <w:r>
-        <w:t xml:space="preserve">Documento técnico y académico</w:t>
+        <w:t xml:space="preserve">Fecha:</w:t>
+      </w:r>
+      <w:r>
+        <w:t xml:space="preserve"> </w:t>
+      </w:r>
+      <w:r>
+        <w:t xml:space="preserve">14 de octubre de 2026 |</w:t>
+      </w:r>
+      <w:r>
+        <w:t xml:space="preserve"> </w:t>
+      </w:r>
+      <w:r>
+        <w:rPr>
+          <w:b/>
+          <w:bCs/>
+        </w:rPr>
+        <w:t xml:space="preserve">Versión documental:</w:t>
+      </w:r>
+      <w:r>
+        <w:t xml:space="preserve"> </w:t>
+      </w:r>
+      <w:r>
+        <w:t xml:space="preserve">4.0</w:t>
       </w:r>
     </w:p>
     <w:p>
       <w:pPr>
         <w:pStyle w:val="BodyText"/>
-        <w:spacing w:line="480" w:lineRule="auto" w:after="0"/>
-        <w:ind w:firstLine="720"/>
+        <w:spacing w:line="396" w:lineRule="auto" w:after="100"/>
       </w:pPr>
       <w:r>
         <w:rPr>
@@ -180,20 +259,16 @@
       <w:pPr>
         <w:pStyle w:val="Heading2"/>
         <w:keepNext/>
-        <w:ind w:firstLine="0"/>
-      </w:pPr>
-      <w:r>
-        <w:rPr>
-          <w:color w:val="000000"/>
-        </w:rPr>
+        <w:spacing w:line="264" w:lineRule="auto"/>
+      </w:pPr>
+      <w:r>
         <w:t xml:space="preserve">1. Visión de arquitectura</w:t>
       </w:r>
     </w:p>
     <w:p>
       <w:pPr>
         <w:pStyle w:val="FirstParagraph"/>
-        <w:spacing w:line="480" w:lineRule="auto" w:after="0"/>
-        <w:ind w:firstLine="720"/>
+        <w:spacing w:line="396" w:lineRule="auto" w:after="100"/>
       </w:pPr>
       <w:r>
         <w:t xml:space="preserve">SaborExpress presenta tres repositorios de software separados y un repositorio documental. El backend es</w:t>
@@ -215,11 +290,12 @@
     <w:p>
       <w:pPr>
         <w:pStyle w:val="CaptionedFigure"/>
+        <w:spacing w:line="396" w:lineRule="auto" w:after="100"/>
       </w:pPr>
       <w:r>
         <w:drawing>
           <wp:inline>
-            <wp:extent cx="5334000" cy="1390500"/>
+            <wp:extent cx="5943600" cy="1549415"/>
             <wp:effectExtent b="0" l="0" r="0" t="0"/>
             <wp:docPr descr="Arquitectura lógica derivada de los repositorios" title="" id="21" name="Picture"/>
             <a:graphic>
@@ -240,7 +316,7 @@
                   <pic:spPr bwMode="auto">
                     <a:xfrm>
                       <a:off x="0" y="0"/>
-                      <a:ext cx="5334000" cy="1390500"/>
+                      <a:ext cx="5943600" cy="1549415"/>
                     </a:xfrm>
                     <a:prstGeom prst="rect">
                       <a:avLst/>
@@ -262,6 +338,7 @@
     <w:p>
       <w:pPr>
         <w:pStyle w:val="ImageCaption"/>
+        <w:spacing w:line="396" w:lineRule="auto" w:after="100"/>
       </w:pPr>
       <w:r>
         <w:t xml:space="preserve">Arquitectura lógica derivada de los repositorios</w:t>
@@ -270,8 +347,7 @@
     <w:p>
       <w:pPr>
         <w:pStyle w:val="BodyText"/>
-        <w:spacing w:line="480" w:lineRule="auto" w:after="0"/>
-        <w:ind w:firstLine="720"/>
+        <w:spacing w:line="396" w:lineRule="auto" w:after="100"/>
       </w:pPr>
       <w:r>
         <w:rPr>
@@ -287,12 +363,9 @@
       <w:pPr>
         <w:pStyle w:val="Heading2"/>
         <w:keepNext/>
-        <w:ind w:firstLine="0"/>
-      </w:pPr>
-      <w:r>
-        <w:rPr>
-          <w:color w:val="000000"/>
-        </w:rPr>
+        <w:spacing w:line="264" w:lineRule="auto"/>
+      </w:pPr>
+      <w:r>
         <w:t xml:space="preserve">2. Vista de desarrollo (Kruchten, 1995)</w:t>
       </w:r>
     </w:p>
@@ -301,6 +374,7 @@
         <w:tblStyle w:val="Table"/>
         <w:tblW w:type="auto" w:w="0"/>
         <w:jc w:val="left"/>
+        <w:tblLayout w:type="autofit"/>
         <w:tblLook w:firstRow="1" w:lastRow="0" w:firstColumn="0" w:lastColumn="0" w:noHBand="0" w:noVBand="0" w:val="0020"/>
       </w:tblPr>
       <w:tblGrid>
@@ -318,14 +392,14 @@
           <w:p>
             <w:pPr>
               <w:pStyle w:val="Compact"/>
-              <w:spacing w:line="240" w:lineRule="auto" w:after="0"/>
-              <w:ind w:firstLine="0"/>
-              <w:jc w:val="left"/>
-            </w:pPr>
-            <w:r>
-              <w:rPr>
-                <w:rFonts w:ascii="Times New Roman" w:hAnsi="Times New Roman"/>
-                <w:sz w:val="18"/>
+              <w:spacing w:line="240" w:lineRule="auto" w:after="20"/>
+              <w:ind w:firstLine="0"/>
+              <w:jc w:val="left"/>
+            </w:pPr>
+            <w:r>
+              <w:rPr>
+                <w:b/>
+                <w:sz w:val="17"/>
               </w:rPr>
               <w:t xml:space="preserve">Componente</w:t>
             </w:r>
@@ -336,14 +410,14 @@
           <w:p>
             <w:pPr>
               <w:pStyle w:val="Compact"/>
-              <w:spacing w:line="240" w:lineRule="auto" w:after="0"/>
-              <w:ind w:firstLine="0"/>
-              <w:jc w:val="left"/>
-            </w:pPr>
-            <w:r>
-              <w:rPr>
-                <w:rFonts w:ascii="Times New Roman" w:hAnsi="Times New Roman"/>
-                <w:sz w:val="18"/>
+              <w:spacing w:line="240" w:lineRule="auto" w:after="20"/>
+              <w:ind w:firstLine="0"/>
+              <w:jc w:val="left"/>
+            </w:pPr>
+            <w:r>
+              <w:rPr>
+                <w:b/>
+                <w:sz w:val="17"/>
               </w:rPr>
               <w:t xml:space="preserve">Estructura real</w:t>
             </w:r>
@@ -354,14 +428,14 @@
           <w:p>
             <w:pPr>
               <w:pStyle w:val="Compact"/>
-              <w:spacing w:line="240" w:lineRule="auto" w:after="0"/>
-              <w:ind w:firstLine="0"/>
-              <w:jc w:val="left"/>
-            </w:pPr>
-            <w:r>
-              <w:rPr>
-                <w:rFonts w:ascii="Times New Roman" w:hAnsi="Times New Roman"/>
-                <w:sz w:val="18"/>
+              <w:spacing w:line="240" w:lineRule="auto" w:after="20"/>
+              <w:ind w:firstLine="0"/>
+              <w:jc w:val="left"/>
+            </w:pPr>
+            <w:r>
+              <w:rPr>
+                <w:b/>
+                <w:sz w:val="17"/>
               </w:rPr>
               <w:t xml:space="preserve">Responsabilidad</w:t>
             </w:r>
@@ -374,14 +448,13 @@
           <w:p>
             <w:pPr>
               <w:pStyle w:val="Compact"/>
-              <w:spacing w:line="240" w:lineRule="auto" w:after="0"/>
-              <w:ind w:firstLine="0"/>
-              <w:jc w:val="left"/>
-            </w:pPr>
-            <w:r>
-              <w:rPr>
-                <w:rFonts w:ascii="Times New Roman" w:hAnsi="Times New Roman"/>
-                <w:sz w:val="18"/>
+              <w:spacing w:line="240" w:lineRule="auto" w:after="20"/>
+              <w:ind w:firstLine="0"/>
+              <w:jc w:val="left"/>
+            </w:pPr>
+            <w:r>
+              <w:rPr>
+                <w:sz w:val="17"/>
               </w:rPr>
               <w:t xml:space="preserve">API</w:t>
             </w:r>
@@ -392,14 +465,13 @@
           <w:p>
             <w:pPr>
               <w:pStyle w:val="Compact"/>
-              <w:spacing w:line="240" w:lineRule="auto" w:after="0"/>
-              <w:ind w:firstLine="0"/>
-              <w:jc w:val="left"/>
-            </w:pPr>
-            <w:r>
-              <w:rPr>
-                <w:rFonts w:ascii="Times New Roman" w:hAnsi="Times New Roman"/>
-                <w:sz w:val="18"/>
+              <w:spacing w:line="240" w:lineRule="auto" w:after="20"/>
+              <w:ind w:firstLine="0"/>
+              <w:jc w:val="left"/>
+            </w:pPr>
+            <w:r>
+              <w:rPr>
+                <w:sz w:val="17"/>
               </w:rPr>
               <w:t xml:space="preserve">Controllers/</w:t>
             </w:r>
@@ -410,14 +482,13 @@
           <w:p>
             <w:pPr>
               <w:pStyle w:val="Compact"/>
-              <w:spacing w:line="240" w:lineRule="auto" w:after="0"/>
-              <w:ind w:firstLine="0"/>
-              <w:jc w:val="left"/>
-            </w:pPr>
-            <w:r>
-              <w:rPr>
-                <w:rFonts w:ascii="Times New Roman" w:hAnsi="Times New Roman"/>
-                <w:sz w:val="18"/>
+              <w:spacing w:line="240" w:lineRule="auto" w:after="20"/>
+              <w:ind w:firstLine="0"/>
+              <w:jc w:val="left"/>
+            </w:pPr>
+            <w:r>
+              <w:rPr>
+                <w:sz w:val="17"/>
               </w:rPr>
               <w:t xml:space="preserve">Frontera HTTP</w:t>
             </w:r>
@@ -430,14 +501,13 @@
           <w:p>
             <w:pPr>
               <w:pStyle w:val="Compact"/>
-              <w:spacing w:line="240" w:lineRule="auto" w:after="0"/>
-              <w:ind w:firstLine="0"/>
-              <w:jc w:val="left"/>
-            </w:pPr>
-            <w:r>
-              <w:rPr>
-                <w:rFonts w:ascii="Times New Roman" w:hAnsi="Times New Roman"/>
-                <w:sz w:val="18"/>
+              <w:spacing w:line="240" w:lineRule="auto" w:after="20"/>
+              <w:ind w:firstLine="0"/>
+              <w:jc w:val="left"/>
+            </w:pPr>
+            <w:r>
+              <w:rPr>
+                <w:sz w:val="17"/>
               </w:rPr>
               <w:t xml:space="preserve">API</w:t>
             </w:r>
@@ -448,14 +518,13 @@
           <w:p>
             <w:pPr>
               <w:pStyle w:val="Compact"/>
-              <w:spacing w:line="240" w:lineRule="auto" w:after="0"/>
-              <w:ind w:firstLine="0"/>
-              <w:jc w:val="left"/>
-            </w:pPr>
-            <w:r>
-              <w:rPr>
-                <w:rFonts w:ascii="Times New Roman" w:hAnsi="Times New Roman"/>
-                <w:sz w:val="18"/>
+              <w:spacing w:line="240" w:lineRule="auto" w:after="20"/>
+              <w:ind w:firstLine="0"/>
+              <w:jc w:val="left"/>
+            </w:pPr>
+            <w:r>
+              <w:rPr>
+                <w:sz w:val="17"/>
               </w:rPr>
               <w:t xml:space="preserve">Modules/*/DTOs</w:t>
             </w:r>
@@ -466,14 +535,13 @@
           <w:p>
             <w:pPr>
               <w:pStyle w:val="Compact"/>
-              <w:spacing w:line="240" w:lineRule="auto" w:after="0"/>
-              <w:ind w:firstLine="0"/>
-              <w:jc w:val="left"/>
-            </w:pPr>
-            <w:r>
-              <w:rPr>
-                <w:rFonts w:ascii="Times New Roman" w:hAnsi="Times New Roman"/>
-                <w:sz w:val="18"/>
+              <w:spacing w:line="240" w:lineRule="auto" w:after="20"/>
+              <w:ind w:firstLine="0"/>
+              <w:jc w:val="left"/>
+            </w:pPr>
+            <w:r>
+              <w:rPr>
+                <w:sz w:val="17"/>
               </w:rPr>
               <w:t xml:space="preserve">Contratos de entrada/salida</w:t>
             </w:r>
@@ -486,14 +554,13 @@
           <w:p>
             <w:pPr>
               <w:pStyle w:val="Compact"/>
-              <w:spacing w:line="240" w:lineRule="auto" w:after="0"/>
-              <w:ind w:firstLine="0"/>
-              <w:jc w:val="left"/>
-            </w:pPr>
-            <w:r>
-              <w:rPr>
-                <w:rFonts w:ascii="Times New Roman" w:hAnsi="Times New Roman"/>
-                <w:sz w:val="18"/>
+              <w:spacing w:line="240" w:lineRule="auto" w:after="20"/>
+              <w:ind w:firstLine="0"/>
+              <w:jc w:val="left"/>
+            </w:pPr>
+            <w:r>
+              <w:rPr>
+                <w:sz w:val="17"/>
               </w:rPr>
               <w:t xml:space="preserve">API</w:t>
             </w:r>
@@ -504,14 +571,13 @@
           <w:p>
             <w:pPr>
               <w:pStyle w:val="Compact"/>
-              <w:spacing w:line="240" w:lineRule="auto" w:after="0"/>
-              <w:ind w:firstLine="0"/>
-              <w:jc w:val="left"/>
-            </w:pPr>
-            <w:r>
-              <w:rPr>
-                <w:rFonts w:ascii="Times New Roman" w:hAnsi="Times New Roman"/>
-                <w:sz w:val="18"/>
+              <w:spacing w:line="240" w:lineRule="auto" w:after="20"/>
+              <w:ind w:firstLine="0"/>
+              <w:jc w:val="left"/>
+            </w:pPr>
+            <w:r>
+              <w:rPr>
+                <w:sz w:val="17"/>
               </w:rPr>
               <w:t xml:space="preserve">Modules/*/Services</w:t>
             </w:r>
@@ -522,14 +588,13 @@
           <w:p>
             <w:pPr>
               <w:pStyle w:val="Compact"/>
-              <w:spacing w:line="240" w:lineRule="auto" w:after="0"/>
-              <w:ind w:firstLine="0"/>
-              <w:jc w:val="left"/>
-            </w:pPr>
-            <w:r>
-              <w:rPr>
-                <w:rFonts w:ascii="Times New Roman" w:hAnsi="Times New Roman"/>
-                <w:sz w:val="18"/>
+              <w:spacing w:line="240" w:lineRule="auto" w:after="20"/>
+              <w:ind w:firstLine="0"/>
+              <w:jc w:val="left"/>
+            </w:pPr>
+            <w:r>
+              <w:rPr>
+                <w:sz w:val="17"/>
               </w:rPr>
               <w:t xml:space="preserve">Lógica de dominio</w:t>
             </w:r>
@@ -542,14 +607,13 @@
           <w:p>
             <w:pPr>
               <w:pStyle w:val="Compact"/>
-              <w:spacing w:line="240" w:lineRule="auto" w:after="0"/>
-              <w:ind w:firstLine="0"/>
-              <w:jc w:val="left"/>
-            </w:pPr>
-            <w:r>
-              <w:rPr>
-                <w:rFonts w:ascii="Times New Roman" w:hAnsi="Times New Roman"/>
-                <w:sz w:val="18"/>
+              <w:spacing w:line="240" w:lineRule="auto" w:after="20"/>
+              <w:ind w:firstLine="0"/>
+              <w:jc w:val="left"/>
+            </w:pPr>
+            <w:r>
+              <w:rPr>
+                <w:sz w:val="17"/>
               </w:rPr>
               <w:t xml:space="preserve">API</w:t>
             </w:r>
@@ -560,14 +624,13 @@
           <w:p>
             <w:pPr>
               <w:pStyle w:val="Compact"/>
-              <w:spacing w:line="240" w:lineRule="auto" w:after="0"/>
-              <w:ind w:firstLine="0"/>
-              <w:jc w:val="left"/>
-            </w:pPr>
-            <w:r>
-              <w:rPr>
-                <w:rFonts w:ascii="Times New Roman" w:hAnsi="Times New Roman"/>
-                <w:sz w:val="18"/>
+              <w:spacing w:line="240" w:lineRule="auto" w:after="20"/>
+              <w:ind w:firstLine="0"/>
+              <w:jc w:val="left"/>
+            </w:pPr>
+            <w:r>
+              <w:rPr>
+                <w:sz w:val="17"/>
               </w:rPr>
               <w:t xml:space="preserve">Modules/*/Repositories</w:t>
             </w:r>
@@ -578,14 +641,13 @@
           <w:p>
             <w:pPr>
               <w:pStyle w:val="Compact"/>
-              <w:spacing w:line="240" w:lineRule="auto" w:after="0"/>
-              <w:ind w:firstLine="0"/>
-              <w:jc w:val="left"/>
-            </w:pPr>
-            <w:r>
-              <w:rPr>
-                <w:rFonts w:ascii="Times New Roman" w:hAnsi="Times New Roman"/>
-                <w:sz w:val="18"/>
+              <w:spacing w:line="240" w:lineRule="auto" w:after="20"/>
+              <w:ind w:firstLine="0"/>
+              <w:jc w:val="left"/>
+            </w:pPr>
+            <w:r>
+              <w:rPr>
+                <w:sz w:val="17"/>
               </w:rPr>
               <w:t xml:space="preserve">Persistencia</w:t>
             </w:r>
@@ -598,14 +660,13 @@
           <w:p>
             <w:pPr>
               <w:pStyle w:val="Compact"/>
-              <w:spacing w:line="240" w:lineRule="auto" w:after="0"/>
-              <w:ind w:firstLine="0"/>
-              <w:jc w:val="left"/>
-            </w:pPr>
-            <w:r>
-              <w:rPr>
-                <w:rFonts w:ascii="Times New Roman" w:hAnsi="Times New Roman"/>
-                <w:sz w:val="18"/>
+              <w:spacing w:line="240" w:lineRule="auto" w:after="20"/>
+              <w:ind w:firstLine="0"/>
+              <w:jc w:val="left"/>
+            </w:pPr>
+            <w:r>
+              <w:rPr>
+                <w:sz w:val="17"/>
               </w:rPr>
               <w:t xml:space="preserve">API</w:t>
             </w:r>
@@ -616,14 +677,13 @@
           <w:p>
             <w:pPr>
               <w:pStyle w:val="Compact"/>
-              <w:spacing w:line="240" w:lineRule="auto" w:after="0"/>
-              <w:ind w:firstLine="0"/>
-              <w:jc w:val="left"/>
-            </w:pPr>
-            <w:r>
-              <w:rPr>
-                <w:rFonts w:ascii="Times New Roman" w:hAnsi="Times New Roman"/>
-                <w:sz w:val="18"/>
+              <w:spacing w:line="240" w:lineRule="auto" w:after="20"/>
+              <w:ind w:firstLine="0"/>
+              <w:jc w:val="left"/>
+            </w:pPr>
+            <w:r>
+              <w:rPr>
+                <w:sz w:val="17"/>
               </w:rPr>
               <w:t xml:space="preserve">Data/Configurations</w:t>
             </w:r>
@@ -634,14 +694,13 @@
           <w:p>
             <w:pPr>
               <w:pStyle w:val="Compact"/>
-              <w:spacing w:line="240" w:lineRule="auto" w:after="0"/>
-              <w:ind w:firstLine="0"/>
-              <w:jc w:val="left"/>
-            </w:pPr>
-            <w:r>
-              <w:rPr>
-                <w:rFonts w:ascii="Times New Roman" w:hAnsi="Times New Roman"/>
-                <w:sz w:val="18"/>
+              <w:spacing w:line="240" w:lineRule="auto" w:after="20"/>
+              <w:ind w:firstLine="0"/>
+              <w:jc w:val="left"/>
+            </w:pPr>
+            <w:r>
+              <w:rPr>
+                <w:sz w:val="17"/>
               </w:rPr>
               <w:t xml:space="preserve">Mapeos EF Core</w:t>
             </w:r>
@@ -654,14 +713,13 @@
           <w:p>
             <w:pPr>
               <w:pStyle w:val="Compact"/>
-              <w:spacing w:line="240" w:lineRule="auto" w:after="0"/>
-              <w:ind w:firstLine="0"/>
-              <w:jc w:val="left"/>
-            </w:pPr>
-            <w:r>
-              <w:rPr>
-                <w:rFonts w:ascii="Times New Roman" w:hAnsi="Times New Roman"/>
-                <w:sz w:val="18"/>
+              <w:spacing w:line="240" w:lineRule="auto" w:after="20"/>
+              <w:ind w:firstLine="0"/>
+              <w:jc w:val="left"/>
+            </w:pPr>
+            <w:r>
+              <w:rPr>
+                <w:sz w:val="17"/>
               </w:rPr>
               <w:t xml:space="preserve">Web</w:t>
             </w:r>
@@ -672,14 +730,13 @@
           <w:p>
             <w:pPr>
               <w:pStyle w:val="Compact"/>
-              <w:spacing w:line="240" w:lineRule="auto" w:after="0"/>
-              <w:ind w:firstLine="0"/>
-              <w:jc w:val="left"/>
-            </w:pPr>
-            <w:r>
-              <w:rPr>
-                <w:rFonts w:ascii="Times New Roman" w:hAnsi="Times New Roman"/>
-                <w:sz w:val="18"/>
+              <w:spacing w:line="240" w:lineRule="auto" w:after="20"/>
+              <w:ind w:firstLine="0"/>
+              <w:jc w:val="left"/>
+            </w:pPr>
+            <w:r>
+              <w:rPr>
+                <w:sz w:val="17"/>
               </w:rPr>
               <w:t xml:space="preserve">src/app/*/page.tsx</w:t>
             </w:r>
@@ -690,14 +747,13 @@
           <w:p>
             <w:pPr>
               <w:pStyle w:val="Compact"/>
-              <w:spacing w:line="240" w:lineRule="auto" w:after="0"/>
-              <w:ind w:firstLine="0"/>
-              <w:jc w:val="left"/>
-            </w:pPr>
-            <w:r>
-              <w:rPr>
-                <w:rFonts w:ascii="Times New Roman" w:hAnsi="Times New Roman"/>
-                <w:sz w:val="18"/>
+              <w:spacing w:line="240" w:lineRule="auto" w:after="20"/>
+              <w:ind w:firstLine="0"/>
+              <w:jc w:val="left"/>
+            </w:pPr>
+            <w:r>
+              <w:rPr>
+                <w:sz w:val="17"/>
               </w:rPr>
               <w:t xml:space="preserve">Páginas de Next.js</w:t>
             </w:r>
@@ -710,14 +766,13 @@
           <w:p>
             <w:pPr>
               <w:pStyle w:val="Compact"/>
-              <w:spacing w:line="240" w:lineRule="auto" w:after="0"/>
-              <w:ind w:firstLine="0"/>
-              <w:jc w:val="left"/>
-            </w:pPr>
-            <w:r>
-              <w:rPr>
-                <w:rFonts w:ascii="Times New Roman" w:hAnsi="Times New Roman"/>
-                <w:sz w:val="18"/>
+              <w:spacing w:line="240" w:lineRule="auto" w:after="20"/>
+              <w:ind w:firstLine="0"/>
+              <w:jc w:val="left"/>
+            </w:pPr>
+            <w:r>
+              <w:rPr>
+                <w:sz w:val="17"/>
               </w:rPr>
               <w:t xml:space="preserve">Web</w:t>
             </w:r>
@@ -728,14 +783,13 @@
           <w:p>
             <w:pPr>
               <w:pStyle w:val="Compact"/>
-              <w:spacing w:line="240" w:lineRule="auto" w:after="0"/>
-              <w:ind w:firstLine="0"/>
-              <w:jc w:val="left"/>
-            </w:pPr>
-            <w:r>
-              <w:rPr>
-                <w:rFonts w:ascii="Times New Roman" w:hAnsi="Times New Roman"/>
-                <w:sz w:val="18"/>
+              <w:spacing w:line="240" w:lineRule="auto" w:after="20"/>
+              <w:ind w:firstLine="0"/>
+              <w:jc w:val="left"/>
+            </w:pPr>
+            <w:r>
+              <w:rPr>
+                <w:sz w:val="17"/>
               </w:rPr>
               <w:t xml:space="preserve">src/features, src/components</w:t>
             </w:r>
@@ -746,14 +800,13 @@
           <w:p>
             <w:pPr>
               <w:pStyle w:val="Compact"/>
-              <w:spacing w:line="240" w:lineRule="auto" w:after="0"/>
-              <w:ind w:firstLine="0"/>
-              <w:jc w:val="left"/>
-            </w:pPr>
-            <w:r>
-              <w:rPr>
-                <w:rFonts w:ascii="Times New Roman" w:hAnsi="Times New Roman"/>
-                <w:sz w:val="18"/>
+              <w:spacing w:line="240" w:lineRule="auto" w:after="20"/>
+              <w:ind w:firstLine="0"/>
+              <w:jc w:val="left"/>
+            </w:pPr>
+            <w:r>
+              <w:rPr>
+                <w:sz w:val="17"/>
               </w:rPr>
               <w:t xml:space="preserve">Funciones e interfaz</w:t>
             </w:r>
@@ -766,14 +819,13 @@
           <w:p>
             <w:pPr>
               <w:pStyle w:val="Compact"/>
-              <w:spacing w:line="240" w:lineRule="auto" w:after="0"/>
-              <w:ind w:firstLine="0"/>
-              <w:jc w:val="left"/>
-            </w:pPr>
-            <w:r>
-              <w:rPr>
-                <w:rFonts w:ascii="Times New Roman" w:hAnsi="Times New Roman"/>
-                <w:sz w:val="18"/>
+              <w:spacing w:line="240" w:lineRule="auto" w:after="20"/>
+              <w:ind w:firstLine="0"/>
+              <w:jc w:val="left"/>
+            </w:pPr>
+            <w:r>
+              <w:rPr>
+                <w:sz w:val="17"/>
               </w:rPr>
               <w:t xml:space="preserve">Móvil</w:t>
             </w:r>
@@ -784,14 +836,13 @@
           <w:p>
             <w:pPr>
               <w:pStyle w:val="Compact"/>
-              <w:spacing w:line="240" w:lineRule="auto" w:after="0"/>
-              <w:ind w:firstLine="0"/>
-              <w:jc w:val="left"/>
-            </w:pPr>
-            <w:r>
-              <w:rPr>
-                <w:rFonts w:ascii="Times New Roman" w:hAnsi="Times New Roman"/>
-                <w:sz w:val="18"/>
+              <w:spacing w:line="240" w:lineRule="auto" w:after="20"/>
+              <w:ind w:firstLine="0"/>
+              <w:jc w:val="left"/>
+            </w:pPr>
+            <w:r>
+              <w:rPr>
+                <w:sz w:val="17"/>
               </w:rPr>
               <w:t xml:space="preserve">src/features/*</w:t>
             </w:r>
@@ -802,14 +853,13 @@
           <w:p>
             <w:pPr>
               <w:pStyle w:val="Compact"/>
-              <w:spacing w:line="240" w:lineRule="auto" w:after="0"/>
-              <w:ind w:firstLine="0"/>
-              <w:jc w:val="left"/>
-            </w:pPr>
-            <w:r>
-              <w:rPr>
-                <w:rFonts w:ascii="Times New Roman" w:hAnsi="Times New Roman"/>
-                <w:sz w:val="18"/>
+              <w:spacing w:line="240" w:lineRule="auto" w:after="20"/>
+              <w:ind w:firstLine="0"/>
+              <w:jc w:val="left"/>
+            </w:pPr>
+            <w:r>
+              <w:rPr>
+                <w:sz w:val="17"/>
               </w:rPr>
               <w:t xml:space="preserve">Vistas, hooks, servicios</w:t>
             </w:r>
@@ -822,14 +872,13 @@
           <w:p>
             <w:pPr>
               <w:pStyle w:val="Compact"/>
-              <w:spacing w:line="240" w:lineRule="auto" w:after="0"/>
-              <w:ind w:firstLine="0"/>
-              <w:jc w:val="left"/>
-            </w:pPr>
-            <w:r>
-              <w:rPr>
-                <w:rFonts w:ascii="Times New Roman" w:hAnsi="Times New Roman"/>
-                <w:sz w:val="18"/>
+              <w:spacing w:line="240" w:lineRule="auto" w:after="20"/>
+              <w:ind w:firstLine="0"/>
+              <w:jc w:val="left"/>
+            </w:pPr>
+            <w:r>
+              <w:rPr>
+                <w:sz w:val="17"/>
               </w:rPr>
               <w:t xml:space="preserve">Móvil</w:t>
             </w:r>
@@ -840,14 +889,13 @@
           <w:p>
             <w:pPr>
               <w:pStyle w:val="Compact"/>
-              <w:spacing w:line="240" w:lineRule="auto" w:after="0"/>
-              <w:ind w:firstLine="0"/>
-              <w:jc w:val="left"/>
-            </w:pPr>
-            <w:r>
-              <w:rPr>
-                <w:rFonts w:ascii="Times New Roman" w:hAnsi="Times New Roman"/>
-                <w:sz w:val="18"/>
+              <w:spacing w:line="240" w:lineRule="auto" w:after="20"/>
+              <w:ind w:firstLine="0"/>
+              <w:jc w:val="left"/>
+            </w:pPr>
+            <w:r>
+              <w:rPr>
+                <w:sz w:val="17"/>
               </w:rPr>
               <w:t xml:space="preserve">app.json, package.json</w:t>
             </w:r>
@@ -858,14 +906,13 @@
           <w:p>
             <w:pPr>
               <w:pStyle w:val="Compact"/>
-              <w:spacing w:line="240" w:lineRule="auto" w:after="0"/>
-              <w:ind w:firstLine="0"/>
-              <w:jc w:val="left"/>
-            </w:pPr>
-            <w:r>
-              <w:rPr>
-                <w:rFonts w:ascii="Times New Roman" w:hAnsi="Times New Roman"/>
-                <w:sz w:val="18"/>
+              <w:spacing w:line="240" w:lineRule="auto" w:after="20"/>
+              <w:ind w:firstLine="0"/>
+              <w:jc w:val="left"/>
+            </w:pPr>
+            <w:r>
+              <w:rPr>
+                <w:sz w:val="17"/>
               </w:rPr>
               <w:t xml:space="preserve">Runtime Expo y dependencias</w:t>
             </w:r>
@@ -879,20 +926,16 @@
       <w:pPr>
         <w:pStyle w:val="Heading2"/>
         <w:keepNext/>
-        <w:ind w:firstLine="0"/>
-      </w:pPr>
-      <w:r>
-        <w:rPr>
-          <w:color w:val="000000"/>
-        </w:rPr>
+        <w:spacing w:line="264" w:lineRule="auto"/>
+      </w:pPr>
+      <w:r>
         <w:t xml:space="preserve">3. Vista de ejecución</w:t>
       </w:r>
     </w:p>
     <w:p>
       <w:pPr>
         <w:pStyle w:val="FirstParagraph"/>
-        <w:spacing w:line="480" w:lineRule="auto" w:after="0"/>
-        <w:ind w:firstLine="720"/>
+        <w:spacing w:line="396" w:lineRule="auto" w:after="100"/>
       </w:pPr>
       <w:r>
         <w:t xml:space="preserve">Inicio de API:</w:t>
@@ -943,20 +986,16 @@
       <w:pPr>
         <w:pStyle w:val="Heading2"/>
         <w:keepNext/>
-        <w:ind w:firstLine="0"/>
-      </w:pPr>
-      <w:r>
-        <w:rPr>
-          <w:color w:val="000000"/>
-        </w:rPr>
+        <w:spacing w:line="264" w:lineRule="auto"/>
+      </w:pPr>
+      <w:r>
         <w:t xml:space="preserve">4. Vista lógica de negocio</w:t>
       </w:r>
     </w:p>
     <w:p>
       <w:pPr>
         <w:pStyle w:val="FirstParagraph"/>
-        <w:spacing w:line="480" w:lineRule="auto" w:after="0"/>
-        <w:ind w:firstLine="720"/>
+        <w:spacing w:line="396" w:lineRule="auto" w:after="100"/>
       </w:pPr>
       <w:r>
         <w:t xml:space="preserve">Dominios observados: identidad y roles; sedes; usuarios, clientes y empleados; horarios; catálogos y menú; mesas; pedidos/detalles e historial; pagos; domicilios; notificaciones; preferencias; reseñas y facturas. Las clases Entity Framework enlazan pedidos con sede, cliente, dirección, empleado y mesa, además de colecciones de detalles, estados y pagos.</w:t>
@@ -968,20 +1007,16 @@
       <w:pPr>
         <w:pStyle w:val="Heading2"/>
         <w:keepNext/>
-        <w:ind w:firstLine="0"/>
-      </w:pPr>
-      <w:r>
-        <w:rPr>
-          <w:color w:val="000000"/>
-        </w:rPr>
+        <w:spacing w:line="264" w:lineRule="auto"/>
+      </w:pPr>
+      <w:r>
         <w:t xml:space="preserve">5. Vista de despliegue (objetivo, pendiente de verificar)</w:t>
       </w:r>
     </w:p>
     <w:p>
       <w:pPr>
         <w:pStyle w:val="FirstParagraph"/>
-        <w:spacing w:line="480" w:lineRule="auto" w:after="0"/>
-        <w:ind w:firstLine="720"/>
+        <w:spacing w:line="396" w:lineRule="auto" w:after="100"/>
       </w:pPr>
       <w:r>
         <w:rPr>
@@ -1040,23 +1075,21 @@
       <w:pPr>
         <w:pStyle w:val="Heading2"/>
         <w:keepNext/>
-        <w:ind w:firstLine="0"/>
-      </w:pPr>
-      <w:r>
-        <w:rPr>
-          <w:color w:val="000000"/>
-        </w:rPr>
+        <w:spacing w:line="264" w:lineRule="auto"/>
+      </w:pPr>
+      <w:r>
         <w:t xml:space="preserve">6. Secuencia transaccional crítica</w:t>
       </w:r>
     </w:p>
     <w:p>
       <w:pPr>
         <w:pStyle w:val="CaptionedFigure"/>
+        <w:spacing w:line="396" w:lineRule="auto" w:after="100"/>
       </w:pPr>
       <w:r>
         <w:drawing>
           <wp:inline>
-            <wp:extent cx="5334000" cy="291141"/>
+            <wp:extent cx="5943600" cy="324414"/>
             <wp:effectExtent b="0" l="0" r="0" t="0"/>
             <wp:docPr descr="Secuencia de pago y actualización de pedidos" title="" id="29" name="Picture"/>
             <a:graphic>
@@ -1077,7 +1110,7 @@
                   <pic:spPr bwMode="auto">
                     <a:xfrm>
                       <a:off x="0" y="0"/>
-                      <a:ext cx="5334000" cy="291141"/>
+                      <a:ext cx="5943600" cy="324414"/>
                     </a:xfrm>
                     <a:prstGeom prst="rect">
                       <a:avLst/>
@@ -1099,6 +1132,7 @@
     <w:p>
       <w:pPr>
         <w:pStyle w:val="ImageCaption"/>
+        <w:spacing w:line="396" w:lineRule="auto" w:after="100"/>
       </w:pPr>
       <w:r>
         <w:t xml:space="preserve">Secuencia de pago y actualización de pedidos</w:t>
@@ -1107,8 +1141,7 @@
     <w:p>
       <w:pPr>
         <w:pStyle w:val="BodyText"/>
-        <w:spacing w:line="480" w:lineRule="auto" w:after="0"/>
-        <w:ind w:firstLine="720"/>
+        <w:spacing w:line="396" w:lineRule="auto" w:after="100"/>
       </w:pPr>
       <w:r>
         <w:t xml:space="preserve">La pasarela puede confirmar asíncronamente. El webhook</w:t>
@@ -1151,12 +1184,9 @@
       <w:pPr>
         <w:pStyle w:val="Heading2"/>
         <w:keepNext/>
-        <w:ind w:firstLine="0"/>
-      </w:pPr>
-      <w:r>
-        <w:rPr>
-          <w:color w:val="000000"/>
-        </w:rPr>
+        <w:spacing w:line="264" w:lineRule="auto"/>
+      </w:pPr>
+      <w:r>
         <w:t xml:space="preserve">7. Decisiones arquitectónicas (ADR)</w:t>
       </w:r>
     </w:p>
@@ -1165,7 +1195,7 @@
         <w:tblStyle w:val="Table"/>
         <w:tblW w:type="pct" w:w="5000"/>
         <w:jc w:val="left"/>
-        <w:tblLayout w:type="fixed"/>
+        <w:tblLayout w:type="autofit"/>
         <w:tblLook w:firstRow="1" w:lastRow="0" w:firstColumn="0" w:lastColumn="0" w:noHBand="0" w:noVBand="0" w:val="0020"/>
       </w:tblPr>
       <w:tblGrid>
@@ -1184,14 +1214,14 @@
           <w:p>
             <w:pPr>
               <w:pStyle w:val="Compact"/>
-              <w:spacing w:line="240" w:lineRule="auto" w:after="0"/>
-              <w:ind w:firstLine="0"/>
-              <w:jc w:val="left"/>
-            </w:pPr>
-            <w:r>
-              <w:rPr>
-                <w:rFonts w:ascii="Times New Roman" w:hAnsi="Times New Roman"/>
-                <w:sz w:val="18"/>
+              <w:spacing w:line="240" w:lineRule="auto" w:after="20"/>
+              <w:ind w:firstLine="0"/>
+              <w:jc w:val="left"/>
+            </w:pPr>
+            <w:r>
+              <w:rPr>
+                <w:b/>
+                <w:sz w:val="17"/>
               </w:rPr>
               <w:t xml:space="preserve">ADR</w:t>
             </w:r>
@@ -1202,14 +1232,14 @@
           <w:p>
             <w:pPr>
               <w:pStyle w:val="Compact"/>
-              <w:spacing w:line="240" w:lineRule="auto" w:after="0"/>
-              <w:ind w:firstLine="0"/>
-              <w:jc w:val="left"/>
-            </w:pPr>
-            <w:r>
-              <w:rPr>
-                <w:rFonts w:ascii="Times New Roman" w:hAnsi="Times New Roman"/>
-                <w:sz w:val="18"/>
+              <w:spacing w:line="240" w:lineRule="auto" w:after="20"/>
+              <w:ind w:firstLine="0"/>
+              <w:jc w:val="left"/>
+            </w:pPr>
+            <w:r>
+              <w:rPr>
+                <w:b/>
+                <w:sz w:val="17"/>
               </w:rPr>
               <w:t xml:space="preserve">Decisión</w:t>
             </w:r>
@@ -1220,14 +1250,14 @@
           <w:p>
             <w:pPr>
               <w:pStyle w:val="Compact"/>
-              <w:spacing w:line="240" w:lineRule="auto" w:after="0"/>
-              <w:ind w:firstLine="0"/>
-              <w:jc w:val="left"/>
-            </w:pPr>
-            <w:r>
-              <w:rPr>
-                <w:rFonts w:ascii="Times New Roman" w:hAnsi="Times New Roman"/>
-                <w:sz w:val="18"/>
+              <w:spacing w:line="240" w:lineRule="auto" w:after="20"/>
+              <w:ind w:firstLine="0"/>
+              <w:jc w:val="left"/>
+            </w:pPr>
+            <w:r>
+              <w:rPr>
+                <w:b/>
+                <w:sz w:val="17"/>
               </w:rPr>
               <w:t xml:space="preserve">Justificación</w:t>
             </w:r>
@@ -1238,14 +1268,14 @@
           <w:p>
             <w:pPr>
               <w:pStyle w:val="Compact"/>
-              <w:spacing w:line="240" w:lineRule="auto" w:after="0"/>
-              <w:ind w:firstLine="0"/>
-              <w:jc w:val="left"/>
-            </w:pPr>
-            <w:r>
-              <w:rPr>
-                <w:rFonts w:ascii="Times New Roman" w:hAnsi="Times New Roman"/>
-                <w:sz w:val="18"/>
+              <w:spacing w:line="240" w:lineRule="auto" w:after="20"/>
+              <w:ind w:firstLine="0"/>
+              <w:jc w:val="left"/>
+            </w:pPr>
+            <w:r>
+              <w:rPr>
+                <w:b/>
+                <w:sz w:val="17"/>
               </w:rPr>
               <w:t xml:space="preserve">Estado</w:t>
             </w:r>
@@ -1258,14 +1288,13 @@
           <w:p>
             <w:pPr>
               <w:pStyle w:val="Compact"/>
-              <w:spacing w:line="240" w:lineRule="auto" w:after="0"/>
-              <w:ind w:firstLine="0"/>
-              <w:jc w:val="left"/>
-            </w:pPr>
-            <w:r>
-              <w:rPr>
-                <w:rFonts w:ascii="Times New Roman" w:hAnsi="Times New Roman"/>
-                <w:sz w:val="18"/>
+              <w:spacing w:line="240" w:lineRule="auto" w:after="20"/>
+              <w:ind w:firstLine="0"/>
+              <w:jc w:val="left"/>
+            </w:pPr>
+            <w:r>
+              <w:rPr>
+                <w:sz w:val="17"/>
               </w:rPr>
               <w:t xml:space="preserve">ADR-001</w:t>
             </w:r>
@@ -1276,14 +1305,13 @@
           <w:p>
             <w:pPr>
               <w:pStyle w:val="Compact"/>
-              <w:spacing w:line="240" w:lineRule="auto" w:after="0"/>
-              <w:ind w:firstLine="0"/>
-              <w:jc w:val="left"/>
-            </w:pPr>
-            <w:r>
-              <w:rPr>
-                <w:rFonts w:ascii="Times New Roman" w:hAnsi="Times New Roman"/>
-                <w:sz w:val="18"/>
+              <w:spacing w:line="240" w:lineRule="auto" w:after="20"/>
+              <w:ind w:firstLine="0"/>
+              <w:jc w:val="left"/>
+            </w:pPr>
+            <w:r>
+              <w:rPr>
+                <w:sz w:val="17"/>
               </w:rPr>
               <w:t xml:space="preserve">Mantener API modular .NET</w:t>
             </w:r>
@@ -1294,14 +1322,13 @@
           <w:p>
             <w:pPr>
               <w:pStyle w:val="Compact"/>
-              <w:spacing w:line="240" w:lineRule="auto" w:after="0"/>
-              <w:ind w:firstLine="0"/>
-              <w:jc w:val="left"/>
-            </w:pPr>
-            <w:r>
-              <w:rPr>
-                <w:rFonts w:ascii="Times New Roman" w:hAnsi="Times New Roman"/>
-                <w:sz w:val="18"/>
+              <w:spacing w:line="240" w:lineRule="auto" w:after="20"/>
+              <w:ind w:firstLine="0"/>
+              <w:jc w:val="left"/>
+            </w:pPr>
+            <w:r>
+              <w:rPr>
+                <w:sz w:val="17"/>
               </w:rPr>
               <w:t xml:space="preserve">Código actual y costo de despliegue</w:t>
             </w:r>
@@ -1312,14 +1339,13 @@
           <w:p>
             <w:pPr>
               <w:pStyle w:val="Compact"/>
-              <w:spacing w:line="240" w:lineRule="auto" w:after="0"/>
-              <w:ind w:firstLine="0"/>
-              <w:jc w:val="left"/>
-            </w:pPr>
-            <w:r>
-              <w:rPr>
-                <w:rFonts w:ascii="Times New Roman" w:hAnsi="Times New Roman"/>
-                <w:sz w:val="18"/>
+              <w:spacing w:line="240" w:lineRule="auto" w:after="20"/>
+              <w:ind w:firstLine="0"/>
+              <w:jc w:val="left"/>
+            </w:pPr>
+            <w:r>
+              <w:rPr>
+                <w:sz w:val="17"/>
               </w:rPr>
               <w:t xml:space="preserve">Constatada como arquitectura actual</w:t>
             </w:r>
@@ -1332,14 +1358,13 @@
           <w:p>
             <w:pPr>
               <w:pStyle w:val="Compact"/>
-              <w:spacing w:line="240" w:lineRule="auto" w:after="0"/>
-              <w:ind w:firstLine="0"/>
-              <w:jc w:val="left"/>
-            </w:pPr>
-            <w:r>
-              <w:rPr>
-                <w:rFonts w:ascii="Times New Roman" w:hAnsi="Times New Roman"/>
-                <w:sz w:val="18"/>
+              <w:spacing w:line="240" w:lineRule="auto" w:after="20"/>
+              <w:ind w:firstLine="0"/>
+              <w:jc w:val="left"/>
+            </w:pPr>
+            <w:r>
+              <w:rPr>
+                <w:sz w:val="17"/>
               </w:rPr>
               <w:t xml:space="preserve">ADR-002</w:t>
             </w:r>
@@ -1350,14 +1375,13 @@
           <w:p>
             <w:pPr>
               <w:pStyle w:val="Compact"/>
-              <w:spacing w:line="240" w:lineRule="auto" w:after="0"/>
-              <w:ind w:firstLine="0"/>
-              <w:jc w:val="left"/>
-            </w:pPr>
-            <w:r>
-              <w:rPr>
-                <w:rFonts w:ascii="Times New Roman" w:hAnsi="Times New Roman"/>
-                <w:sz w:val="18"/>
+              <w:spacing w:line="240" w:lineRule="auto" w:after="20"/>
+              <w:ind w:firstLine="0"/>
+              <w:jc w:val="left"/>
+            </w:pPr>
+            <w:r>
+              <w:rPr>
+                <w:sz w:val="17"/>
               </w:rPr>
               <w:t xml:space="preserve">Clientes web y móvil separados</w:t>
             </w:r>
@@ -1368,14 +1392,13 @@
           <w:p>
             <w:pPr>
               <w:pStyle w:val="Compact"/>
-              <w:spacing w:line="240" w:lineRule="auto" w:after="0"/>
-              <w:ind w:firstLine="0"/>
-              <w:jc w:val="left"/>
-            </w:pPr>
-            <w:r>
-              <w:rPr>
-                <w:rFonts w:ascii="Times New Roman" w:hAnsi="Times New Roman"/>
-                <w:sz w:val="18"/>
+              <w:spacing w:line="240" w:lineRule="auto" w:after="20"/>
+              <w:ind w:firstLine="0"/>
+              <w:jc w:val="left"/>
+            </w:pPr>
+            <w:r>
+              <w:rPr>
+                <w:sz w:val="17"/>
               </w:rPr>
               <w:t xml:space="preserve">Flujos operativos distintos</w:t>
             </w:r>
@@ -1386,14 +1409,13 @@
           <w:p>
             <w:pPr>
               <w:pStyle w:val="Compact"/>
-              <w:spacing w:line="240" w:lineRule="auto" w:after="0"/>
-              <w:ind w:firstLine="0"/>
-              <w:jc w:val="left"/>
-            </w:pPr>
-            <w:r>
-              <w:rPr>
-                <w:rFonts w:ascii="Times New Roman" w:hAnsi="Times New Roman"/>
-                <w:sz w:val="18"/>
+              <w:spacing w:line="240" w:lineRule="auto" w:after="20"/>
+              <w:ind w:firstLine="0"/>
+              <w:jc w:val="left"/>
+            </w:pPr>
+            <w:r>
+              <w:rPr>
+                <w:sz w:val="17"/>
               </w:rPr>
               <w:t xml:space="preserve">Constatado</w:t>
             </w:r>
@@ -1406,14 +1428,13 @@
           <w:p>
             <w:pPr>
               <w:pStyle w:val="Compact"/>
-              <w:spacing w:line="240" w:lineRule="auto" w:after="0"/>
-              <w:ind w:firstLine="0"/>
-              <w:jc w:val="left"/>
-            </w:pPr>
-            <w:r>
-              <w:rPr>
-                <w:rFonts w:ascii="Times New Roman" w:hAnsi="Times New Roman"/>
-                <w:sz w:val="18"/>
+              <w:spacing w:line="240" w:lineRule="auto" w:after="20"/>
+              <w:ind w:firstLine="0"/>
+              <w:jc w:val="left"/>
+            </w:pPr>
+            <w:r>
+              <w:rPr>
+                <w:sz w:val="17"/>
               </w:rPr>
               <w:t xml:space="preserve">ADR-003</w:t>
             </w:r>
@@ -1424,14 +1445,13 @@
           <w:p>
             <w:pPr>
               <w:pStyle w:val="Compact"/>
-              <w:spacing w:line="240" w:lineRule="auto" w:after="0"/>
-              <w:ind w:firstLine="0"/>
-              <w:jc w:val="left"/>
-            </w:pPr>
-            <w:r>
-              <w:rPr>
-                <w:rFonts w:ascii="Times New Roman" w:hAnsi="Times New Roman"/>
-                <w:sz w:val="18"/>
+              <w:spacing w:line="240" w:lineRule="auto" w:after="20"/>
+              <w:ind w:firstLine="0"/>
+              <w:jc w:val="left"/>
+            </w:pPr>
+            <w:r>
+              <w:rPr>
+                <w:sz w:val="17"/>
               </w:rPr>
               <w:t xml:space="preserve">Contratos REST y canal SignalR</w:t>
             </w:r>
@@ -1442,14 +1462,13 @@
           <w:p>
             <w:pPr>
               <w:pStyle w:val="Compact"/>
-              <w:spacing w:line="240" w:lineRule="auto" w:after="0"/>
-              <w:ind w:firstLine="0"/>
-              <w:jc w:val="left"/>
-            </w:pPr>
-            <w:r>
-              <w:rPr>
-                <w:rFonts w:ascii="Times New Roman" w:hAnsi="Times New Roman"/>
-                <w:sz w:val="18"/>
+              <w:spacing w:line="240" w:lineRule="auto" w:after="20"/>
+              <w:ind w:firstLine="0"/>
+              <w:jc w:val="left"/>
+            </w:pPr>
+            <w:r>
+              <w:rPr>
+                <w:sz w:val="17"/>
               </w:rPr>
               <w:t xml:space="preserve">Datos + avisos en vivo</w:t>
             </w:r>
@@ -1460,14 +1479,13 @@
           <w:p>
             <w:pPr>
               <w:pStyle w:val="Compact"/>
-              <w:spacing w:line="240" w:lineRule="auto" w:after="0"/>
-              <w:ind w:firstLine="0"/>
-              <w:jc w:val="left"/>
-            </w:pPr>
-            <w:r>
-              <w:rPr>
-                <w:rFonts w:ascii="Times New Roman" w:hAnsi="Times New Roman"/>
-                <w:sz w:val="18"/>
+              <w:spacing w:line="240" w:lineRule="auto" w:after="20"/>
+              <w:ind w:firstLine="0"/>
+              <w:jc w:val="left"/>
+            </w:pPr>
+            <w:r>
+              <w:rPr>
+                <w:sz w:val="17"/>
               </w:rPr>
               <w:t xml:space="preserve">Registrado, no medido</w:t>
             </w:r>
@@ -1480,14 +1498,13 @@
           <w:p>
             <w:pPr>
               <w:pStyle w:val="Compact"/>
-              <w:spacing w:line="240" w:lineRule="auto" w:after="0"/>
-              <w:ind w:firstLine="0"/>
-              <w:jc w:val="left"/>
-            </w:pPr>
-            <w:r>
-              <w:rPr>
-                <w:rFonts w:ascii="Times New Roman" w:hAnsi="Times New Roman"/>
-                <w:sz w:val="18"/>
+              <w:spacing w:line="240" w:lineRule="auto" w:after="20"/>
+              <w:ind w:firstLine="0"/>
+              <w:jc w:val="left"/>
+            </w:pPr>
+            <w:r>
+              <w:rPr>
+                <w:sz w:val="17"/>
               </w:rPr>
               <w:t xml:space="preserve">ADR-004</w:t>
             </w:r>
@@ -1498,14 +1515,13 @@
           <w:p>
             <w:pPr>
               <w:pStyle w:val="Compact"/>
-              <w:spacing w:line="240" w:lineRule="auto" w:after="0"/>
-              <w:ind w:firstLine="0"/>
-              <w:jc w:val="left"/>
-            </w:pPr>
-            <w:r>
-              <w:rPr>
-                <w:rFonts w:ascii="Times New Roman" w:hAnsi="Times New Roman"/>
-                <w:sz w:val="18"/>
+              <w:spacing w:line="240" w:lineRule="auto" w:after="20"/>
+              <w:ind w:firstLine="0"/>
+              <w:jc w:val="left"/>
+            </w:pPr>
+            <w:r>
+              <w:rPr>
+                <w:sz w:val="17"/>
               </w:rPr>
               <w:t xml:space="preserve">DB provider configurable</w:t>
             </w:r>
@@ -1516,14 +1532,13 @@
           <w:p>
             <w:pPr>
               <w:pStyle w:val="Compact"/>
-              <w:spacing w:line="240" w:lineRule="auto" w:after="0"/>
-              <w:ind w:firstLine="0"/>
-              <w:jc w:val="left"/>
-            </w:pPr>
-            <w:r>
-              <w:rPr>
-                <w:rFonts w:ascii="Times New Roman" w:hAnsi="Times New Roman"/>
-                <w:sz w:val="18"/>
+              <w:spacing w:line="240" w:lineRule="auto" w:after="20"/>
+              <w:ind w:firstLine="0"/>
+              <w:jc w:val="left"/>
+            </w:pPr>
+            <w:r>
+              <w:rPr>
+                <w:sz w:val="17"/>
               </w:rPr>
               <w:t xml:space="preserve">Código soporta tres proveedores</w:t>
             </w:r>
@@ -1534,14 +1549,13 @@
           <w:p>
             <w:pPr>
               <w:pStyle w:val="Compact"/>
-              <w:spacing w:line="240" w:lineRule="auto" w:after="0"/>
-              <w:ind w:firstLine="0"/>
-              <w:jc w:val="left"/>
-            </w:pPr>
-            <w:r>
-              <w:rPr>
-                <w:rFonts w:ascii="Times New Roman" w:hAnsi="Times New Roman"/>
-                <w:sz w:val="18"/>
+              <w:spacing w:line="240" w:lineRule="auto" w:after="20"/>
+              <w:ind w:firstLine="0"/>
+              <w:jc w:val="left"/>
+            </w:pPr>
+            <w:r>
+              <w:rPr>
+                <w:sz w:val="17"/>
               </w:rPr>
               <w:t xml:space="preserve">Soporte real a validar</w:t>
             </w:r>
@@ -1554,14 +1568,13 @@
           <w:p>
             <w:pPr>
               <w:pStyle w:val="Compact"/>
-              <w:spacing w:line="240" w:lineRule="auto" w:after="0"/>
-              <w:ind w:firstLine="0"/>
-              <w:jc w:val="left"/>
-            </w:pPr>
-            <w:r>
-              <w:rPr>
-                <w:rFonts w:ascii="Times New Roman" w:hAnsi="Times New Roman"/>
-                <w:sz w:val="18"/>
+              <w:spacing w:line="240" w:lineRule="auto" w:after="20"/>
+              <w:ind w:firstLine="0"/>
+              <w:jc w:val="left"/>
+            </w:pPr>
+            <w:r>
+              <w:rPr>
+                <w:sz w:val="17"/>
               </w:rPr>
               <w:t xml:space="preserve">ADR-005</w:t>
             </w:r>
@@ -1572,14 +1585,13 @@
           <w:p>
             <w:pPr>
               <w:pStyle w:val="Compact"/>
-              <w:spacing w:line="240" w:lineRule="auto" w:after="0"/>
-              <w:ind w:firstLine="0"/>
-              <w:jc w:val="left"/>
-            </w:pPr>
-            <w:r>
-              <w:rPr>
-                <w:rFonts w:ascii="Times New Roman" w:hAnsi="Times New Roman"/>
-                <w:sz w:val="18"/>
+              <w:spacing w:line="240" w:lineRule="auto" w:after="20"/>
+              <w:ind w:firstLine="0"/>
+              <w:jc w:val="left"/>
+            </w:pPr>
+            <w:r>
+              <w:rPr>
+                <w:sz w:val="17"/>
               </w:rPr>
               <w:t xml:space="preserve">Wompi para cobros</w:t>
             </w:r>
@@ -1590,14 +1602,13 @@
           <w:p>
             <w:pPr>
               <w:pStyle w:val="Compact"/>
-              <w:spacing w:line="240" w:lineRule="auto" w:after="0"/>
-              <w:ind w:firstLine="0"/>
-              <w:jc w:val="left"/>
-            </w:pPr>
-            <w:r>
-              <w:rPr>
-                <w:rFonts w:ascii="Times New Roman" w:hAnsi="Times New Roman"/>
-                <w:sz w:val="18"/>
+              <w:spacing w:line="240" w:lineRule="auto" w:after="20"/>
+              <w:ind w:firstLine="0"/>
+              <w:jc w:val="left"/>
+            </w:pPr>
+            <w:r>
+              <w:rPr>
+                <w:sz w:val="17"/>
               </w:rPr>
               <w:t xml:space="preserve">Controlador y DTO identificados</w:t>
             </w:r>
@@ -1608,14 +1619,13 @@
           <w:p>
             <w:pPr>
               <w:pStyle w:val="Compact"/>
-              <w:spacing w:line="240" w:lineRule="auto" w:after="0"/>
-              <w:ind w:firstLine="0"/>
-              <w:jc w:val="left"/>
-            </w:pPr>
-            <w:r>
-              <w:rPr>
-                <w:rFonts w:ascii="Times New Roman" w:hAnsi="Times New Roman"/>
-                <w:sz w:val="18"/>
+              <w:spacing w:line="240" w:lineRule="auto" w:after="20"/>
+              <w:ind w:firstLine="0"/>
+              <w:jc w:val="left"/>
+            </w:pPr>
+            <w:r>
+              <w:rPr>
+                <w:sz w:val="17"/>
               </w:rPr>
               <w:t xml:space="preserve">Sandbox pendiente</w:t>
             </w:r>
@@ -1628,14 +1638,13 @@
           <w:p>
             <w:pPr>
               <w:pStyle w:val="Compact"/>
-              <w:spacing w:line="240" w:lineRule="auto" w:after="0"/>
-              <w:ind w:firstLine="0"/>
-              <w:jc w:val="left"/>
-            </w:pPr>
-            <w:r>
-              <w:rPr>
-                <w:rFonts w:ascii="Times New Roman" w:hAnsi="Times New Roman"/>
-                <w:sz w:val="18"/>
+              <w:spacing w:line="240" w:lineRule="auto" w:after="20"/>
+              <w:ind w:firstLine="0"/>
+              <w:jc w:val="left"/>
+            </w:pPr>
+            <w:r>
+              <w:rPr>
+                <w:sz w:val="17"/>
               </w:rPr>
               <w:t xml:space="preserve">ADR-006</w:t>
             </w:r>
@@ -1646,14 +1655,13 @@
           <w:p>
             <w:pPr>
               <w:pStyle w:val="Compact"/>
-              <w:spacing w:line="240" w:lineRule="auto" w:after="0"/>
-              <w:ind w:firstLine="0"/>
-              <w:jc w:val="left"/>
-            </w:pPr>
-            <w:r>
-              <w:rPr>
-                <w:rFonts w:ascii="Times New Roman" w:hAnsi="Times New Roman"/>
-                <w:sz w:val="18"/>
+              <w:spacing w:line="240" w:lineRule="auto" w:after="20"/>
+              <w:ind w:firstLine="0"/>
+              <w:jc w:val="left"/>
+            </w:pPr>
+            <w:r>
+              <w:rPr>
+                <w:sz w:val="17"/>
               </w:rPr>
               <w:t xml:space="preserve">Secrets solo por env o Secret Manager</w:t>
             </w:r>
@@ -1664,14 +1672,13 @@
           <w:p>
             <w:pPr>
               <w:pStyle w:val="Compact"/>
-              <w:spacing w:line="240" w:lineRule="auto" w:after="0"/>
-              <w:ind w:firstLine="0"/>
-              <w:jc w:val="left"/>
-            </w:pPr>
-            <w:r>
-              <w:rPr>
-                <w:rFonts w:ascii="Times New Roman" w:hAnsi="Times New Roman"/>
-                <w:sz w:val="18"/>
+              <w:spacing w:line="240" w:lineRule="auto" w:after="20"/>
+              <w:ind w:firstLine="0"/>
+              <w:jc w:val="left"/>
+            </w:pPr>
+            <w:r>
+              <w:rPr>
+                <w:sz w:val="17"/>
               </w:rPr>
               <w:t xml:space="preserve">Seguridad y despliegue</w:t>
             </w:r>
@@ -1682,14 +1689,13 @@
           <w:p>
             <w:pPr>
               <w:pStyle w:val="Compact"/>
-              <w:spacing w:line="240" w:lineRule="auto" w:after="0"/>
-              <w:ind w:firstLine="0"/>
-              <w:jc w:val="left"/>
-            </w:pPr>
-            <w:r>
-              <w:rPr>
-                <w:rFonts w:ascii="Times New Roman" w:hAnsi="Times New Roman"/>
-                <w:sz w:val="18"/>
+              <w:spacing w:line="240" w:lineRule="auto" w:after="20"/>
+              <w:ind w:firstLine="0"/>
+              <w:jc w:val="left"/>
+            </w:pPr>
+            <w:r>
+              <w:rPr>
+                <w:sz w:val="17"/>
               </w:rPr>
               <w:t xml:space="preserve">Recomendación</w:t>
             </w:r>
@@ -1703,20 +1709,16 @@
       <w:pPr>
         <w:pStyle w:val="Heading2"/>
         <w:keepNext/>
-        <w:ind w:firstLine="0"/>
-      </w:pPr>
-      <w:r>
-        <w:rPr>
-          <w:color w:val="000000"/>
-        </w:rPr>
+        <w:spacing w:line="264" w:lineRule="auto"/>
+      </w:pPr>
+      <w:r>
         <w:t xml:space="preserve">8. Análisis de amenazas y mitigaciones</w:t>
       </w:r>
     </w:p>
     <w:p>
       <w:pPr>
         <w:pStyle w:val="FirstParagraph"/>
-        <w:spacing w:line="480" w:lineRule="auto" w:after="0"/>
-        <w:ind w:firstLine="720"/>
+        <w:spacing w:line="396" w:lineRule="auto" w:after="100"/>
       </w:pPr>
       <w:r>
         <w:t xml:space="preserve">Autorización de objeto: validar propietario y sede para cada ID proporcionado. Webhook: firma y replay protection. Datos: proteger contraseñas BCrypt, tokens y documentos; jamás registrar bodies sensibles completos. CORS: acotar orígenes al ambiente. Migraciones: respaldo y rollback antes de producción. Imágenes: límites MIME/tamaño, sanitización y rutas no predecibles. Evaluar riesgos según OWASP API Security Top 10 2023.</w:t>
@@ -1728,20 +1730,16 @@
       <w:pPr>
         <w:pStyle w:val="Heading2"/>
         <w:keepNext/>
-        <w:ind w:firstLine="0"/>
-      </w:pPr>
-      <w:r>
-        <w:rPr>
-          <w:color w:val="000000"/>
-        </w:rPr>
+        <w:spacing w:line="264" w:lineRule="auto"/>
+      </w:pPr>
+      <w:r>
         <w:t xml:space="preserve">8. Vistas arquitectónicas profesionales</w:t>
       </w:r>
     </w:p>
     <w:p>
       <w:pPr>
         <w:pStyle w:val="FirstParagraph"/>
-        <w:spacing w:line="480" w:lineRule="auto" w:after="0"/>
-        <w:ind w:firstLine="720"/>
+        <w:spacing w:line="396" w:lineRule="auto" w:after="100"/>
       </w:pPr>
       <w:r>
         <w:t xml:space="preserve">Se sigue el principio de varias vistas complementarias propuesto por Kruchten (1995), sin confundir vista de código con evidencia del despliegue real.</w:t>
@@ -1752,20 +1750,16 @@
       <w:pPr>
         <w:pStyle w:val="Heading3"/>
         <w:keepNext/>
-        <w:ind w:firstLine="0"/>
-      </w:pPr>
-      <w:r>
-        <w:rPr>
-          <w:color w:val="000000"/>
-        </w:rPr>
+        <w:spacing w:line="264" w:lineRule="auto"/>
+      </w:pPr>
+      <w:r>
         <w:t xml:space="preserve">8.1. Contexto</w:t>
       </w:r>
     </w:p>
     <w:p>
       <w:pPr>
         <w:pStyle w:val="FirstParagraph"/>
-        <w:spacing w:line="480" w:lineRule="auto" w:after="0"/>
-        <w:ind w:firstLine="720"/>
+        <w:spacing w:line="396" w:lineRule="auto" w:after="100"/>
       </w:pPr>
       <w:r>
         <w:t xml:space="preserve">Clientes, colaboradores y gerencia consumen clientes móvil y web. La API intermedia identidad, catálogos, órdenes, pagos y notificaciones. Wompi envía eventos de pago al servidor.</w:t>
@@ -1774,8 +1768,7 @@
     <w:p>
       <w:pPr>
         <w:pStyle w:val="BodyText"/>
-        <w:spacing w:line="480" w:lineRule="auto" w:after="0"/>
-        <w:ind w:firstLine="720"/>
+        <w:spacing w:line="396" w:lineRule="auto" w:after="100"/>
       </w:pPr>
       <w:r>
         <w:rPr>
@@ -1797,20 +1790,16 @@
       <w:pPr>
         <w:pStyle w:val="Heading3"/>
         <w:keepNext/>
-        <w:ind w:firstLine="0"/>
-      </w:pPr>
-      <w:r>
-        <w:rPr>
-          <w:color w:val="000000"/>
-        </w:rPr>
+        <w:spacing w:line="264" w:lineRule="auto"/>
+      </w:pPr>
+      <w:r>
         <w:t xml:space="preserve">8.2. Lógica</w:t>
       </w:r>
     </w:p>
     <w:p>
       <w:pPr>
         <w:pStyle w:val="FirstParagraph"/>
-        <w:spacing w:line="480" w:lineRule="auto" w:after="0"/>
-        <w:ind w:firstLine="720"/>
+        <w:spacing w:line="396" w:lineRule="auto" w:after="100"/>
       </w:pPr>
       <w:r>
         <w:t xml:space="preserve">Controllers constituyen límites HTTP, Modules agrupaciones de dominio, Services reglas de negocio, Repositories persistencia, DTOs contratos; AppDbContext agrega DbSet y configuraciones EF.</w:t>
@@ -1819,8 +1808,7 @@
     <w:p>
       <w:pPr>
         <w:pStyle w:val="BodyText"/>
-        <w:spacing w:line="480" w:lineRule="auto" w:after="0"/>
-        <w:ind w:firstLine="720"/>
+        <w:spacing w:line="396" w:lineRule="auto" w:after="100"/>
       </w:pPr>
       <w:r>
         <w:rPr>
@@ -1842,20 +1830,16 @@
       <w:pPr>
         <w:pStyle w:val="Heading3"/>
         <w:keepNext/>
-        <w:ind w:firstLine="0"/>
-      </w:pPr>
-      <w:r>
-        <w:rPr>
-          <w:color w:val="000000"/>
-        </w:rPr>
+        <w:spacing w:line="264" w:lineRule="auto"/>
+      </w:pPr>
+      <w:r>
         <w:t xml:space="preserve">8.3. Desarrollo</w:t>
       </w:r>
     </w:p>
     <w:p>
       <w:pPr>
         <w:pStyle w:val="FirstParagraph"/>
-        <w:spacing w:line="480" w:lineRule="auto" w:after="0"/>
-        <w:ind w:firstLine="720"/>
+        <w:spacing w:line="396" w:lineRule="auto" w:after="100"/>
       </w:pPr>
       <w:r>
         <w:t xml:space="preserve">Tres repositorios separados: SaborExpressBack (.NET), SaborExpressWeb (Next.js) y SaborExpressMovil (Expo). La documentación es cuarto repositorio. Sin evidencia de monorepo.</w:t>
@@ -1864,8 +1848,7 @@
     <w:p>
       <w:pPr>
         <w:pStyle w:val="BodyText"/>
-        <w:spacing w:line="480" w:lineRule="auto" w:after="0"/>
-        <w:ind w:firstLine="720"/>
+        <w:spacing w:line="396" w:lineRule="auto" w:after="100"/>
       </w:pPr>
       <w:r>
         <w:rPr>
@@ -1887,20 +1870,16 @@
       <w:pPr>
         <w:pStyle w:val="Heading3"/>
         <w:keepNext/>
-        <w:ind w:firstLine="0"/>
-      </w:pPr>
-      <w:r>
-        <w:rPr>
-          <w:color w:val="000000"/>
-        </w:rPr>
+        <w:spacing w:line="264" w:lineRule="auto"/>
+      </w:pPr>
+      <w:r>
         <w:t xml:space="preserve">8.4. Procesos</w:t>
       </w:r>
     </w:p>
     <w:p>
       <w:pPr>
         <w:pStyle w:val="FirstParagraph"/>
-        <w:spacing w:line="480" w:lineRule="auto" w:after="0"/>
-        <w:ind w:firstLine="720"/>
+        <w:spacing w:line="396" w:lineRule="auto" w:after="100"/>
       </w:pPr>
       <w:r>
         <w:t xml:space="preserve">ASP.NET recibe peticiones síncronas; hospeda tareas WompiPendingPaymentsSyncService, KitchenLinkNotifierBackgroundService, ShiftReminderBackgroundService y RoleExpirationBackgroundService. SignalR gestiona eventos conectados.</w:t>
@@ -1909,8 +1888,7 @@
     <w:p>
       <w:pPr>
         <w:pStyle w:val="BodyText"/>
-        <w:spacing w:line="480" w:lineRule="auto" w:after="0"/>
-        <w:ind w:firstLine="720"/>
+        <w:spacing w:line="396" w:lineRule="auto" w:after="100"/>
       </w:pPr>
       <w:r>
         <w:rPr>
@@ -1932,20 +1910,16 @@
       <w:pPr>
         <w:pStyle w:val="Heading3"/>
         <w:keepNext/>
-        <w:ind w:firstLine="0"/>
-      </w:pPr>
-      <w:r>
-        <w:rPr>
-          <w:color w:val="000000"/>
-        </w:rPr>
+        <w:spacing w:line="264" w:lineRule="auto"/>
+      </w:pPr>
+      <w:r>
         <w:t xml:space="preserve">8.5. Despliegue</w:t>
       </w:r>
     </w:p>
     <w:p>
       <w:pPr>
         <w:pStyle w:val="FirstParagraph"/>
-        <w:spacing w:line="480" w:lineRule="auto" w:after="0"/>
-        <w:ind w:firstLine="720"/>
+        <w:spacing w:line="396" w:lineRule="auto" w:after="100"/>
       </w:pPr>
       <w:r>
         <w:t xml:space="preserve">Topología de desarrollo o producción propuesta: reverse proxy HTTPS; frontend Next.js; API ASP.NET Core; motor de BD; almacenamiento; secretos; supervisión y copias. Ninguna topología de nube se declara desplegada.</w:t>
@@ -1954,8 +1928,7 @@
     <w:p>
       <w:pPr>
         <w:pStyle w:val="BodyText"/>
-        <w:spacing w:line="480" w:lineRule="auto" w:after="0"/>
-        <w:ind w:firstLine="720"/>
+        <w:spacing w:line="396" w:lineRule="auto" w:after="100"/>
       </w:pPr>
       <w:r>
         <w:rPr>
@@ -1978,12 +1951,9 @@
       <w:pPr>
         <w:pStyle w:val="Heading2"/>
         <w:keepNext/>
-        <w:ind w:firstLine="0"/>
-      </w:pPr>
-      <w:r>
-        <w:rPr>
-          <w:color w:val="000000"/>
-        </w:rPr>
+        <w:spacing w:line="264" w:lineRule="auto"/>
+      </w:pPr>
+      <w:r>
         <w:t xml:space="preserve">9. Decisiones arquitectónicas (ADR) y alternativas</w:t>
       </w:r>
     </w:p>
@@ -1992,7 +1962,7 @@
         <w:tblStyle w:val="Table"/>
         <w:tblW w:type="pct" w:w="5000"/>
         <w:jc w:val="left"/>
-        <w:tblLayout w:type="fixed"/>
+        <w:tblLayout w:type="autofit"/>
         <w:tblLook w:firstRow="1" w:lastRow="0" w:firstColumn="0" w:lastColumn="0" w:noHBand="0" w:noVBand="0" w:val="0020"/>
       </w:tblPr>
       <w:tblGrid>
@@ -2011,14 +1981,14 @@
           <w:p>
             <w:pPr>
               <w:pStyle w:val="Compact"/>
-              <w:spacing w:line="240" w:lineRule="auto" w:after="0"/>
-              <w:ind w:firstLine="0"/>
-              <w:jc w:val="left"/>
-            </w:pPr>
-            <w:r>
-              <w:rPr>
-                <w:rFonts w:ascii="Times New Roman" w:hAnsi="Times New Roman"/>
-                <w:sz w:val="18"/>
+              <w:spacing w:line="240" w:lineRule="auto" w:after="20"/>
+              <w:ind w:firstLine="0"/>
+              <w:jc w:val="left"/>
+            </w:pPr>
+            <w:r>
+              <w:rPr>
+                <w:b/>
+                <w:sz w:val="17"/>
               </w:rPr>
               <w:t xml:space="preserve">ADR</w:t>
             </w:r>
@@ -2029,14 +1999,14 @@
           <w:p>
             <w:pPr>
               <w:pStyle w:val="Compact"/>
-              <w:spacing w:line="240" w:lineRule="auto" w:after="0"/>
-              <w:ind w:firstLine="0"/>
-              <w:jc w:val="left"/>
-            </w:pPr>
-            <w:r>
-              <w:rPr>
-                <w:rFonts w:ascii="Times New Roman" w:hAnsi="Times New Roman"/>
-                <w:sz w:val="18"/>
+              <w:spacing w:line="240" w:lineRule="auto" w:after="20"/>
+              <w:ind w:firstLine="0"/>
+              <w:jc w:val="left"/>
+            </w:pPr>
+            <w:r>
+              <w:rPr>
+                <w:b/>
+                <w:sz w:val="17"/>
               </w:rPr>
               <w:t xml:space="preserve">Decisión observada</w:t>
             </w:r>
@@ -2047,14 +2017,14 @@
           <w:p>
             <w:pPr>
               <w:pStyle w:val="Compact"/>
-              <w:spacing w:line="240" w:lineRule="auto" w:after="0"/>
-              <w:ind w:firstLine="0"/>
-              <w:jc w:val="left"/>
-            </w:pPr>
-            <w:r>
-              <w:rPr>
-                <w:rFonts w:ascii="Times New Roman" w:hAnsi="Times New Roman"/>
-                <w:sz w:val="18"/>
+              <w:spacing w:line="240" w:lineRule="auto" w:after="20"/>
+              <w:ind w:firstLine="0"/>
+              <w:jc w:val="left"/>
+            </w:pPr>
+            <w:r>
+              <w:rPr>
+                <w:b/>
+                <w:sz w:val="17"/>
               </w:rPr>
               <w:t xml:space="preserve">Justificación técnica</w:t>
             </w:r>
@@ -2065,14 +2035,14 @@
           <w:p>
             <w:pPr>
               <w:pStyle w:val="Compact"/>
-              <w:spacing w:line="240" w:lineRule="auto" w:after="0"/>
-              <w:ind w:firstLine="0"/>
-              <w:jc w:val="left"/>
-            </w:pPr>
-            <w:r>
-              <w:rPr>
-                <w:rFonts w:ascii="Times New Roman" w:hAnsi="Times New Roman"/>
-                <w:sz w:val="18"/>
+              <w:spacing w:line="240" w:lineRule="auto" w:after="20"/>
+              <w:ind w:firstLine="0"/>
+              <w:jc w:val="left"/>
+            </w:pPr>
+            <w:r>
+              <w:rPr>
+                <w:b/>
+                <w:sz w:val="17"/>
               </w:rPr>
               <w:t xml:space="preserve">Riesgo y acción</w:t>
             </w:r>
@@ -2085,14 +2055,13 @@
           <w:p>
             <w:pPr>
               <w:pStyle w:val="Compact"/>
-              <w:spacing w:line="240" w:lineRule="auto" w:after="0"/>
-              <w:ind w:firstLine="0"/>
-              <w:jc w:val="left"/>
-            </w:pPr>
-            <w:r>
-              <w:rPr>
-                <w:rFonts w:ascii="Times New Roman" w:hAnsi="Times New Roman"/>
-                <w:sz w:val="18"/>
+              <w:spacing w:line="240" w:lineRule="auto" w:after="20"/>
+              <w:ind w:firstLine="0"/>
+              <w:jc w:val="left"/>
+            </w:pPr>
+            <w:r>
+              <w:rPr>
+                <w:sz w:val="17"/>
               </w:rPr>
               <w:t xml:space="preserve">ADR-01</w:t>
             </w:r>
@@ -2103,14 +2072,13 @@
           <w:p>
             <w:pPr>
               <w:pStyle w:val="Compact"/>
-              <w:spacing w:line="240" w:lineRule="auto" w:after="0"/>
-              <w:ind w:firstLine="0"/>
-              <w:jc w:val="left"/>
-            </w:pPr>
-            <w:r>
-              <w:rPr>
-                <w:rFonts w:ascii="Times New Roman" w:hAnsi="Times New Roman"/>
-                <w:sz w:val="18"/>
+              <w:spacing w:line="240" w:lineRule="auto" w:after="20"/>
+              <w:ind w:firstLine="0"/>
+              <w:jc w:val="left"/>
+            </w:pPr>
+            <w:r>
+              <w:rPr>
+                <w:sz w:val="17"/>
               </w:rPr>
               <w:t xml:space="preserve">API modular ASP.NET Core 8</w:t>
             </w:r>
@@ -2121,14 +2089,13 @@
           <w:p>
             <w:pPr>
               <w:pStyle w:val="Compact"/>
-              <w:spacing w:line="240" w:lineRule="auto" w:after="0"/>
-              <w:ind w:firstLine="0"/>
-              <w:jc w:val="left"/>
-            </w:pPr>
-            <w:r>
-              <w:rPr>
-                <w:rFonts w:ascii="Times New Roman" w:hAnsi="Times New Roman"/>
-                <w:sz w:val="18"/>
+              <w:spacing w:line="240" w:lineRule="auto" w:after="20"/>
+              <w:ind w:firstLine="0"/>
+              <w:jc w:val="left"/>
+            </w:pPr>
+            <w:r>
+              <w:rPr>
+                <w:sz w:val="17"/>
               </w:rPr>
               <w:t xml:space="preserve">Conserva contratos y un punto de entrada para web/móvil</w:t>
             </w:r>
@@ -2139,14 +2106,13 @@
           <w:p>
             <w:pPr>
               <w:pStyle w:val="Compact"/>
-              <w:spacing w:line="240" w:lineRule="auto" w:after="0"/>
-              <w:ind w:firstLine="0"/>
-              <w:jc w:val="left"/>
-            </w:pPr>
-            <w:r>
-              <w:rPr>
-                <w:rFonts w:ascii="Times New Roman" w:hAnsi="Times New Roman"/>
-                <w:sz w:val="18"/>
+              <w:spacing w:line="240" w:lineRule="auto" w:after="20"/>
+              <w:ind w:firstLine="0"/>
+              <w:jc w:val="left"/>
+            </w:pPr>
+            <w:r>
+              <w:rPr>
+                <w:sz w:val="17"/>
               </w:rPr>
               <w:t xml:space="preserve">Acoplamiento entre módulos; vigilar referencias circulares</w:t>
             </w:r>
@@ -2159,14 +2125,13 @@
           <w:p>
             <w:pPr>
               <w:pStyle w:val="Compact"/>
-              <w:spacing w:line="240" w:lineRule="auto" w:after="0"/>
-              <w:ind w:firstLine="0"/>
-              <w:jc w:val="left"/>
-            </w:pPr>
-            <w:r>
-              <w:rPr>
-                <w:rFonts w:ascii="Times New Roman" w:hAnsi="Times New Roman"/>
-                <w:sz w:val="18"/>
+              <w:spacing w:line="240" w:lineRule="auto" w:after="20"/>
+              <w:ind w:firstLine="0"/>
+              <w:jc w:val="left"/>
+            </w:pPr>
+            <w:r>
+              <w:rPr>
+                <w:sz w:val="17"/>
               </w:rPr>
               <w:t xml:space="preserve">ADR-02</w:t>
             </w:r>
@@ -2177,14 +2142,13 @@
           <w:p>
             <w:pPr>
               <w:pStyle w:val="Compact"/>
-              <w:spacing w:line="240" w:lineRule="auto" w:after="0"/>
-              <w:ind w:firstLine="0"/>
-              <w:jc w:val="left"/>
-            </w:pPr>
-            <w:r>
-              <w:rPr>
-                <w:rFonts w:ascii="Times New Roman" w:hAnsi="Times New Roman"/>
-                <w:sz w:val="18"/>
+              <w:spacing w:line="240" w:lineRule="auto" w:after="20"/>
+              <w:ind w:firstLine="0"/>
+              <w:jc w:val="left"/>
+            </w:pPr>
+            <w:r>
+              <w:rPr>
+                <w:sz w:val="17"/>
               </w:rPr>
               <w:t xml:space="preserve">EF Core con tres proveedores configurables</w:t>
             </w:r>
@@ -2195,14 +2159,13 @@
           <w:p>
             <w:pPr>
               <w:pStyle w:val="Compact"/>
-              <w:spacing w:line="240" w:lineRule="auto" w:after="0"/>
-              <w:ind w:firstLine="0"/>
-              <w:jc w:val="left"/>
-            </w:pPr>
-            <w:r>
-              <w:rPr>
-                <w:rFonts w:ascii="Times New Roman" w:hAnsi="Times New Roman"/>
-                <w:sz w:val="18"/>
+              <w:spacing w:line="240" w:lineRule="auto" w:after="20"/>
+              <w:ind w:firstLine="0"/>
+              <w:jc w:val="left"/>
+            </w:pPr>
+            <w:r>
+              <w:rPr>
+                <w:sz w:val="17"/>
               </w:rPr>
               <w:t xml:space="preserve">Interfaz homogénea de acceso relacional</w:t>
             </w:r>
@@ -2213,14 +2176,13 @@
           <w:p>
             <w:pPr>
               <w:pStyle w:val="Compact"/>
-              <w:spacing w:line="240" w:lineRule="auto" w:after="0"/>
-              <w:ind w:firstLine="0"/>
-              <w:jc w:val="left"/>
-            </w:pPr>
-            <w:r>
-              <w:rPr>
-                <w:rFonts w:ascii="Times New Roman" w:hAnsi="Times New Roman"/>
-                <w:sz w:val="18"/>
+              <w:spacing w:line="240" w:lineRule="auto" w:after="20"/>
+              <w:ind w:firstLine="0"/>
+              <w:jc w:val="left"/>
+            </w:pPr>
+            <w:r>
+              <w:rPr>
+                <w:sz w:val="17"/>
               </w:rPr>
               <w:t xml:space="preserve">Migraciones SQL pueden diferir; pruebas por proveedor</w:t>
             </w:r>
@@ -2233,14 +2195,13 @@
           <w:p>
             <w:pPr>
               <w:pStyle w:val="Compact"/>
-              <w:spacing w:line="240" w:lineRule="auto" w:after="0"/>
-              <w:ind w:firstLine="0"/>
-              <w:jc w:val="left"/>
-            </w:pPr>
-            <w:r>
-              <w:rPr>
-                <w:rFonts w:ascii="Times New Roman" w:hAnsi="Times New Roman"/>
-                <w:sz w:val="18"/>
+              <w:spacing w:line="240" w:lineRule="auto" w:after="20"/>
+              <w:ind w:firstLine="0"/>
+              <w:jc w:val="left"/>
+            </w:pPr>
+            <w:r>
+              <w:rPr>
+                <w:sz w:val="17"/>
               </w:rPr>
               <w:t xml:space="preserve">ADR-03</w:t>
             </w:r>
@@ -2251,14 +2212,13 @@
           <w:p>
             <w:pPr>
               <w:pStyle w:val="Compact"/>
-              <w:spacing w:line="240" w:lineRule="auto" w:after="0"/>
-              <w:ind w:firstLine="0"/>
-              <w:jc w:val="left"/>
-            </w:pPr>
-            <w:r>
-              <w:rPr>
-                <w:rFonts w:ascii="Times New Roman" w:hAnsi="Times New Roman"/>
-                <w:sz w:val="18"/>
+              <w:spacing w:line="240" w:lineRule="auto" w:after="20"/>
+              <w:ind w:firstLine="0"/>
+              <w:jc w:val="left"/>
+            </w:pPr>
+            <w:r>
+              <w:rPr>
+                <w:sz w:val="17"/>
               </w:rPr>
               <w:t xml:space="preserve">JWT Bearer y roles</w:t>
             </w:r>
@@ -2269,14 +2229,13 @@
           <w:p>
             <w:pPr>
               <w:pStyle w:val="Compact"/>
-              <w:spacing w:line="240" w:lineRule="auto" w:after="0"/>
-              <w:ind w:firstLine="0"/>
-              <w:jc w:val="left"/>
-            </w:pPr>
-            <w:r>
-              <w:rPr>
-                <w:rFonts w:ascii="Times New Roman" w:hAnsi="Times New Roman"/>
-                <w:sz w:val="18"/>
+              <w:spacing w:line="240" w:lineRule="auto" w:after="20"/>
+              <w:ind w:firstLine="0"/>
+              <w:jc w:val="left"/>
+            </w:pPr>
+            <w:r>
+              <w:rPr>
+                <w:sz w:val="17"/>
               </w:rPr>
               <w:t xml:space="preserve">Identidad propagable entre clientes</w:t>
             </w:r>
@@ -2287,14 +2246,13 @@
           <w:p>
             <w:pPr>
               <w:pStyle w:val="Compact"/>
-              <w:spacing w:line="240" w:lineRule="auto" w:after="0"/>
-              <w:ind w:firstLine="0"/>
-              <w:jc w:val="left"/>
-            </w:pPr>
-            <w:r>
-              <w:rPr>
-                <w:rFonts w:ascii="Times New Roman" w:hAnsi="Times New Roman"/>
-                <w:sz w:val="18"/>
+              <w:spacing w:line="240" w:lineRule="auto" w:after="20"/>
+              <w:ind w:firstLine="0"/>
+              <w:jc w:val="left"/>
+            </w:pPr>
+            <w:r>
+              <w:rPr>
+                <w:sz w:val="17"/>
               </w:rPr>
               <w:t xml:space="preserve">Expiración, revocación y BOLA; pruebas negativas</w:t>
             </w:r>
@@ -2307,14 +2265,13 @@
           <w:p>
             <w:pPr>
               <w:pStyle w:val="Compact"/>
-              <w:spacing w:line="240" w:lineRule="auto" w:after="0"/>
-              <w:ind w:firstLine="0"/>
-              <w:jc w:val="left"/>
-            </w:pPr>
-            <w:r>
-              <w:rPr>
-                <w:rFonts w:ascii="Times New Roman" w:hAnsi="Times New Roman"/>
-                <w:sz w:val="18"/>
+              <w:spacing w:line="240" w:lineRule="auto" w:after="20"/>
+              <w:ind w:firstLine="0"/>
+              <w:jc w:val="left"/>
+            </w:pPr>
+            <w:r>
+              <w:rPr>
+                <w:sz w:val="17"/>
               </w:rPr>
               <w:t xml:space="preserve">ADR-04</w:t>
             </w:r>
@@ -2325,14 +2282,13 @@
           <w:p>
             <w:pPr>
               <w:pStyle w:val="Compact"/>
-              <w:spacing w:line="240" w:lineRule="auto" w:after="0"/>
-              <w:ind w:firstLine="0"/>
-              <w:jc w:val="left"/>
-            </w:pPr>
-            <w:r>
-              <w:rPr>
-                <w:rFonts w:ascii="Times New Roman" w:hAnsi="Times New Roman"/>
-                <w:sz w:val="18"/>
+              <w:spacing w:line="240" w:lineRule="auto" w:after="20"/>
+              <w:ind w:firstLine="0"/>
+              <w:jc w:val="left"/>
+            </w:pPr>
+            <w:r>
+              <w:rPr>
+                <w:sz w:val="17"/>
               </w:rPr>
               <w:t xml:space="preserve">SignalR para notificaciones</w:t>
             </w:r>
@@ -2343,14 +2299,13 @@
           <w:p>
             <w:pPr>
               <w:pStyle w:val="Compact"/>
-              <w:spacing w:line="240" w:lineRule="auto" w:after="0"/>
-              <w:ind w:firstLine="0"/>
-              <w:jc w:val="left"/>
-            </w:pPr>
-            <w:r>
-              <w:rPr>
-                <w:rFonts w:ascii="Times New Roman" w:hAnsi="Times New Roman"/>
-                <w:sz w:val="18"/>
+              <w:spacing w:line="240" w:lineRule="auto" w:after="20"/>
+              <w:ind w:firstLine="0"/>
+              <w:jc w:val="left"/>
+            </w:pPr>
+            <w:r>
+              <w:rPr>
+                <w:sz w:val="17"/>
               </w:rPr>
               <w:t xml:space="preserve">Actualización reactiva de vistas</w:t>
             </w:r>
@@ -2361,14 +2316,13 @@
           <w:p>
             <w:pPr>
               <w:pStyle w:val="Compact"/>
-              <w:spacing w:line="240" w:lineRule="auto" w:after="0"/>
-              <w:ind w:firstLine="0"/>
-              <w:jc w:val="left"/>
-            </w:pPr>
-            <w:r>
-              <w:rPr>
-                <w:rFonts w:ascii="Times New Roman" w:hAnsi="Times New Roman"/>
-                <w:sz w:val="18"/>
+              <w:spacing w:line="240" w:lineRule="auto" w:after="20"/>
+              <w:ind w:firstLine="0"/>
+              <w:jc w:val="left"/>
+            </w:pPr>
+            <w:r>
+              <w:rPr>
+                <w:sz w:val="17"/>
               </w:rPr>
               <w:t xml:space="preserve">Reconciliar tras desconexión; no garantiza entrega</w:t>
             </w:r>
@@ -2381,14 +2335,13 @@
           <w:p>
             <w:pPr>
               <w:pStyle w:val="Compact"/>
-              <w:spacing w:line="240" w:lineRule="auto" w:after="0"/>
-              <w:ind w:firstLine="0"/>
-              <w:jc w:val="left"/>
-            </w:pPr>
-            <w:r>
-              <w:rPr>
-                <w:rFonts w:ascii="Times New Roman" w:hAnsi="Times New Roman"/>
-                <w:sz w:val="18"/>
+              <w:spacing w:line="240" w:lineRule="auto" w:after="20"/>
+              <w:ind w:firstLine="0"/>
+              <w:jc w:val="left"/>
+            </w:pPr>
+            <w:r>
+              <w:rPr>
+                <w:sz w:val="17"/>
               </w:rPr>
               <w:t xml:space="preserve">ADR-05</w:t>
             </w:r>
@@ -2399,14 +2352,13 @@
           <w:p>
             <w:pPr>
               <w:pStyle w:val="Compact"/>
-              <w:spacing w:line="240" w:lineRule="auto" w:after="0"/>
-              <w:ind w:firstLine="0"/>
-              <w:jc w:val="left"/>
-            </w:pPr>
-            <w:r>
-              <w:rPr>
-                <w:rFonts w:ascii="Times New Roman" w:hAnsi="Times New Roman"/>
-                <w:sz w:val="18"/>
+              <w:spacing w:line="240" w:lineRule="auto" w:after="20"/>
+              <w:ind w:firstLine="0"/>
+              <w:jc w:val="left"/>
+            </w:pPr>
+            <w:r>
+              <w:rPr>
+                <w:sz w:val="17"/>
               </w:rPr>
               <w:t xml:space="preserve">Wompi webhook + sincronización</w:t>
             </w:r>
@@ -2417,14 +2369,13 @@
           <w:p>
             <w:pPr>
               <w:pStyle w:val="Compact"/>
-              <w:spacing w:line="240" w:lineRule="auto" w:after="0"/>
-              <w:ind w:firstLine="0"/>
-              <w:jc w:val="left"/>
-            </w:pPr>
-            <w:r>
-              <w:rPr>
-                <w:rFonts w:ascii="Times New Roman" w:hAnsi="Times New Roman"/>
-                <w:sz w:val="18"/>
+              <w:spacing w:line="240" w:lineRule="auto" w:after="20"/>
+              <w:ind w:firstLine="0"/>
+              <w:jc w:val="left"/>
+            </w:pPr>
+            <w:r>
+              <w:rPr>
+                <w:sz w:val="17"/>
               </w:rPr>
               <w:t xml:space="preserve">Separar intención de pago de resultado financiero</w:t>
             </w:r>
@@ -2435,14 +2386,13 @@
           <w:p>
             <w:pPr>
               <w:pStyle w:val="Compact"/>
-              <w:spacing w:line="240" w:lineRule="auto" w:after="0"/>
-              <w:ind w:firstLine="0"/>
-              <w:jc w:val="left"/>
-            </w:pPr>
-            <w:r>
-              <w:rPr>
-                <w:rFonts w:ascii="Times New Roman" w:hAnsi="Times New Roman"/>
-                <w:sz w:val="18"/>
+              <w:spacing w:line="240" w:lineRule="auto" w:after="20"/>
+              <w:ind w:firstLine="0"/>
+              <w:jc w:val="left"/>
+            </w:pPr>
+            <w:r>
+              <w:rPr>
+                <w:sz w:val="17"/>
               </w:rPr>
               <w:t xml:space="preserve">Validación checksum e idempotencia</w:t>
             </w:r>
@@ -2455,14 +2405,13 @@
           <w:p>
             <w:pPr>
               <w:pStyle w:val="Compact"/>
-              <w:spacing w:line="240" w:lineRule="auto" w:after="0"/>
-              <w:ind w:firstLine="0"/>
-              <w:jc w:val="left"/>
-            </w:pPr>
-            <w:r>
-              <w:rPr>
-                <w:rFonts w:ascii="Times New Roman" w:hAnsi="Times New Roman"/>
-                <w:sz w:val="18"/>
+              <w:spacing w:line="240" w:lineRule="auto" w:after="20"/>
+              <w:ind w:firstLine="0"/>
+              <w:jc w:val="left"/>
+            </w:pPr>
+            <w:r>
+              <w:rPr>
+                <w:sz w:val="17"/>
               </w:rPr>
               <w:t xml:space="preserve">ADR-06</w:t>
             </w:r>
@@ -2473,14 +2422,13 @@
           <w:p>
             <w:pPr>
               <w:pStyle w:val="Compact"/>
-              <w:spacing w:line="240" w:lineRule="auto" w:after="0"/>
-              <w:ind w:firstLine="0"/>
-              <w:jc w:val="left"/>
-            </w:pPr>
-            <w:r>
-              <w:rPr>
-                <w:rFonts w:ascii="Times New Roman" w:hAnsi="Times New Roman"/>
-                <w:sz w:val="18"/>
+              <w:spacing w:line="240" w:lineRule="auto" w:after="20"/>
+              <w:ind w:firstLine="0"/>
+              <w:jc w:val="left"/>
+            </w:pPr>
+            <w:r>
+              <w:rPr>
+                <w:sz w:val="17"/>
               </w:rPr>
               <w:t xml:space="preserve">Tres repositorios independientes</w:t>
             </w:r>
@@ -2491,14 +2439,13 @@
           <w:p>
             <w:pPr>
               <w:pStyle w:val="Compact"/>
-              <w:spacing w:line="240" w:lineRule="auto" w:after="0"/>
-              <w:ind w:firstLine="0"/>
-              <w:jc w:val="left"/>
-            </w:pPr>
-            <w:r>
-              <w:rPr>
-                <w:rFonts w:ascii="Times New Roman" w:hAnsi="Times New Roman"/>
-                <w:sz w:val="18"/>
+              <w:spacing w:line="240" w:lineRule="auto" w:after="20"/>
+              <w:ind w:firstLine="0"/>
+              <w:jc w:val="left"/>
+            </w:pPr>
+            <w:r>
+              <w:rPr>
+                <w:sz w:val="17"/>
               </w:rPr>
               <w:t xml:space="preserve">Ciclos de entrega por plataforma</w:t>
             </w:r>
@@ -2509,14 +2456,13 @@
           <w:p>
             <w:pPr>
               <w:pStyle w:val="Compact"/>
-              <w:spacing w:line="240" w:lineRule="auto" w:after="0"/>
-              <w:ind w:firstLine="0"/>
-              <w:jc w:val="left"/>
-            </w:pPr>
-            <w:r>
-              <w:rPr>
-                <w:rFonts w:ascii="Times New Roman" w:hAnsi="Times New Roman"/>
-                <w:sz w:val="18"/>
+              <w:spacing w:line="240" w:lineRule="auto" w:after="20"/>
+              <w:ind w:firstLine="0"/>
+              <w:jc w:val="left"/>
+            </w:pPr>
+            <w:r>
+              <w:rPr>
+                <w:sz w:val="17"/>
               </w:rPr>
               <w:t xml:space="preserve">Versionado cruzado y compatibilidad de API</w:t>
             </w:r>
@@ -2530,20 +2476,16 @@
       <w:pPr>
         <w:pStyle w:val="Heading2"/>
         <w:keepNext/>
-        <w:ind w:firstLine="0"/>
-      </w:pPr>
-      <w:r>
-        <w:rPr>
-          <w:color w:val="000000"/>
-        </w:rPr>
+        <w:spacing w:line="264" w:lineRule="auto"/>
+      </w:pPr>
+      <w:r>
         <w:t xml:space="preserve">10. Flujos de secuencia y estados</w:t>
       </w:r>
     </w:p>
     <w:p>
       <w:pPr>
         <w:pStyle w:val="FirstParagraph"/>
-        <w:spacing w:line="480" w:lineRule="auto" w:after="0"/>
-        <w:ind w:firstLine="720"/>
+        <w:spacing w:line="396" w:lineRule="auto" w:after="100"/>
       </w:pPr>
       <w:r>
         <w:rPr>
@@ -2562,8 +2504,7 @@
     <w:p>
       <w:pPr>
         <w:pStyle w:val="BodyText"/>
-        <w:spacing w:line="480" w:lineRule="auto" w:after="0"/>
-        <w:ind w:firstLine="720"/>
+        <w:spacing w:line="396" w:lineRule="auto" w:after="100"/>
       </w:pPr>
       <w:r>
         <w:rPr>
@@ -2582,8 +2523,7 @@
     <w:p>
       <w:pPr>
         <w:pStyle w:val="BodyText"/>
-        <w:spacing w:line="480" w:lineRule="auto" w:after="0"/>
-        <w:ind w:firstLine="720"/>
+        <w:spacing w:line="396" w:lineRule="auto" w:after="100"/>
       </w:pPr>
       <w:r>
         <w:rPr>
@@ -2602,8 +2542,7 @@
     <w:p>
       <w:pPr>
         <w:pStyle w:val="BodyText"/>
-        <w:spacing w:line="480" w:lineRule="auto" w:after="0"/>
-        <w:ind w:firstLine="720"/>
+        <w:spacing w:line="396" w:lineRule="auto" w:after="100"/>
       </w:pPr>
       <w:r>
         <w:rPr>
@@ -2622,8 +2561,7 @@
     <w:p>
       <w:pPr>
         <w:pStyle w:val="BodyText"/>
-        <w:spacing w:line="480" w:lineRule="auto" w:after="0"/>
-        <w:ind w:firstLine="720"/>
+        <w:spacing w:line="396" w:lineRule="auto" w:after="100"/>
       </w:pPr>
       <w:r>
         <w:rPr>
@@ -2687,20 +2625,16 @@
       <w:pPr>
         <w:pStyle w:val="Heading2"/>
         <w:keepNext/>
-        <w:ind w:firstLine="0"/>
-      </w:pPr>
-      <w:r>
-        <w:rPr>
-          <w:color w:val="000000"/>
-        </w:rPr>
+        <w:spacing w:line="264" w:lineRule="auto"/>
+      </w:pPr>
+      <w:r>
         <w:t xml:space="preserve">11. Despliegue, seguridad y observabilidad previstos</w:t>
       </w:r>
     </w:p>
     <w:p>
       <w:pPr>
         <w:pStyle w:val="FirstParagraph"/>
-        <w:spacing w:line="480" w:lineRule="auto" w:after="0"/>
-        <w:ind w:firstLine="720"/>
+        <w:spacing w:line="396" w:lineRule="auto" w:after="100"/>
       </w:pPr>
       <w:r>
         <w:rPr>
@@ -2719,8 +2653,7 @@
     <w:p>
       <w:pPr>
         <w:pStyle w:val="BodyText"/>
-        <w:spacing w:line="480" w:lineRule="auto" w:after="0"/>
-        <w:ind w:firstLine="720"/>
+        <w:spacing w:line="396" w:lineRule="auto" w:after="100"/>
       </w:pPr>
       <w:r>
         <w:rPr>
@@ -2739,8 +2672,7 @@
     <w:p>
       <w:pPr>
         <w:pStyle w:val="BodyText"/>
-        <w:spacing w:line="480" w:lineRule="auto" w:after="0"/>
-        <w:ind w:firstLine="720"/>
+        <w:spacing w:line="396" w:lineRule="auto" w:after="100"/>
       </w:pPr>
       <w:r>
         <w:rPr>
@@ -2759,8 +2691,7 @@
     <w:p>
       <w:pPr>
         <w:pStyle w:val="BodyText"/>
-        <w:spacing w:line="480" w:lineRule="auto" w:after="0"/>
-        <w:ind w:firstLine="720"/>
+        <w:spacing w:line="396" w:lineRule="auto" w:after="100"/>
       </w:pPr>
       <w:r>
         <w:rPr>
@@ -2779,8 +2710,7 @@
     <w:p>
       <w:pPr>
         <w:pStyle w:val="BodyText"/>
-        <w:spacing w:line="480" w:lineRule="auto" w:after="0"/>
-        <w:ind w:firstLine="720"/>
+        <w:spacing w:line="396" w:lineRule="auto" w:after="100"/>
       </w:pPr>
       <w:r>
         <w:rPr>
@@ -2832,12 +2762,9 @@
       <w:pPr>
         <w:pStyle w:val="Heading2"/>
         <w:keepNext/>
-        <w:ind w:firstLine="0"/>
-      </w:pPr>
-      <w:r>
-        <w:rPr>
-          <w:color w:val="000000"/>
-        </w:rPr>
+        <w:spacing w:line="264" w:lineRule="auto"/>
+      </w:pPr>
+      <w:r>
         <w:t xml:space="preserve">12. Riesgos de diseño y controles</w:t>
       </w:r>
     </w:p>
@@ -2846,7 +2773,7 @@
         <w:tblStyle w:val="Table"/>
         <w:tblW w:type="pct" w:w="5000"/>
         <w:jc w:val="left"/>
-        <w:tblLayout w:type="fixed"/>
+        <w:tblLayout w:type="autofit"/>
         <w:tblLook w:firstRow="1" w:lastRow="0" w:firstColumn="0" w:lastColumn="0" w:noHBand="0" w:noVBand="0" w:val="0020"/>
       </w:tblPr>
       <w:tblGrid>
@@ -2865,14 +2792,14 @@
           <w:p>
             <w:pPr>
               <w:pStyle w:val="Compact"/>
-              <w:spacing w:line="240" w:lineRule="auto" w:after="0"/>
-              <w:ind w:firstLine="0"/>
-              <w:jc w:val="left"/>
-            </w:pPr>
-            <w:r>
-              <w:rPr>
-                <w:rFonts w:ascii="Times New Roman" w:hAnsi="Times New Roman"/>
-                <w:sz w:val="18"/>
+              <w:spacing w:line="240" w:lineRule="auto" w:after="20"/>
+              <w:ind w:firstLine="0"/>
+              <w:jc w:val="left"/>
+            </w:pPr>
+            <w:r>
+              <w:rPr>
+                <w:b/>
+                <w:sz w:val="17"/>
               </w:rPr>
               <w:t xml:space="preserve">Riesgo</w:t>
             </w:r>
@@ -2883,14 +2810,14 @@
           <w:p>
             <w:pPr>
               <w:pStyle w:val="Compact"/>
-              <w:spacing w:line="240" w:lineRule="auto" w:after="0"/>
-              <w:ind w:firstLine="0"/>
-              <w:jc w:val="left"/>
-            </w:pPr>
-            <w:r>
-              <w:rPr>
-                <w:rFonts w:ascii="Times New Roman" w:hAnsi="Times New Roman"/>
-                <w:sz w:val="18"/>
+              <w:spacing w:line="240" w:lineRule="auto" w:after="20"/>
+              <w:ind w:firstLine="0"/>
+              <w:jc w:val="left"/>
+            </w:pPr>
+            <w:r>
+              <w:rPr>
+                <w:b/>
+                <w:sz w:val="17"/>
               </w:rPr>
               <w:t xml:space="preserve">Amenaza</w:t>
             </w:r>
@@ -2901,14 +2828,14 @@
           <w:p>
             <w:pPr>
               <w:pStyle w:val="Compact"/>
-              <w:spacing w:line="240" w:lineRule="auto" w:after="0"/>
-              <w:ind w:firstLine="0"/>
-              <w:jc w:val="left"/>
-            </w:pPr>
-            <w:r>
-              <w:rPr>
-                <w:rFonts w:ascii="Times New Roman" w:hAnsi="Times New Roman"/>
-                <w:sz w:val="18"/>
+              <w:spacing w:line="240" w:lineRule="auto" w:after="20"/>
+              <w:ind w:firstLine="0"/>
+              <w:jc w:val="left"/>
+            </w:pPr>
+            <w:r>
+              <w:rPr>
+                <w:b/>
+                <w:sz w:val="17"/>
               </w:rPr>
               <w:t xml:space="preserve">Control sugerido</w:t>
             </w:r>
@@ -2919,14 +2846,14 @@
           <w:p>
             <w:pPr>
               <w:pStyle w:val="Compact"/>
-              <w:spacing w:line="240" w:lineRule="auto" w:after="0"/>
-              <w:ind w:firstLine="0"/>
-              <w:jc w:val="left"/>
-            </w:pPr>
-            <w:r>
-              <w:rPr>
-                <w:rFonts w:ascii="Times New Roman" w:hAnsi="Times New Roman"/>
-                <w:sz w:val="18"/>
+              <w:spacing w:line="240" w:lineRule="auto" w:after="20"/>
+              <w:ind w:firstLine="0"/>
+              <w:jc w:val="left"/>
+            </w:pPr>
+            <w:r>
+              <w:rPr>
+                <w:b/>
+                <w:sz w:val="17"/>
               </w:rPr>
               <w:t xml:space="preserve">Verificación</w:t>
             </w:r>
@@ -2939,14 +2866,13 @@
           <w:p>
             <w:pPr>
               <w:pStyle w:val="Compact"/>
-              <w:spacing w:line="240" w:lineRule="auto" w:after="0"/>
-              <w:ind w:firstLine="0"/>
-              <w:jc w:val="left"/>
-            </w:pPr>
-            <w:r>
-              <w:rPr>
-                <w:rFonts w:ascii="Times New Roman" w:hAnsi="Times New Roman"/>
-                <w:sz w:val="18"/>
+              <w:spacing w:line="240" w:lineRule="auto" w:after="20"/>
+              <w:ind w:firstLine="0"/>
+              <w:jc w:val="left"/>
+            </w:pPr>
+            <w:r>
+              <w:rPr>
+                <w:sz w:val="17"/>
               </w:rPr>
               <w:t xml:space="preserve">SEC-01</w:t>
             </w:r>
@@ -2957,14 +2883,13 @@
           <w:p>
             <w:pPr>
               <w:pStyle w:val="Compact"/>
-              <w:spacing w:line="240" w:lineRule="auto" w:after="0"/>
-              <w:ind w:firstLine="0"/>
-              <w:jc w:val="left"/>
-            </w:pPr>
-            <w:r>
-              <w:rPr>
-                <w:rFonts w:ascii="Times New Roman" w:hAnsi="Times New Roman"/>
-                <w:sz w:val="18"/>
+              <w:spacing w:line="240" w:lineRule="auto" w:after="20"/>
+              <w:ind w:firstLine="0"/>
+              <w:jc w:val="left"/>
+            </w:pPr>
+            <w:r>
+              <w:rPr>
+                <w:sz w:val="17"/>
               </w:rPr>
               <w:t xml:space="preserve">IDOR sobre recursos de cliente o sede</w:t>
             </w:r>
@@ -2975,14 +2900,13 @@
           <w:p>
             <w:pPr>
               <w:pStyle w:val="Compact"/>
-              <w:spacing w:line="240" w:lineRule="auto" w:after="0"/>
-              <w:ind w:firstLine="0"/>
-              <w:jc w:val="left"/>
-            </w:pPr>
-            <w:r>
-              <w:rPr>
-                <w:rFonts w:ascii="Times New Roman" w:hAnsi="Times New Roman"/>
-                <w:sz w:val="18"/>
+              <w:spacing w:line="240" w:lineRule="auto" w:after="20"/>
+              <w:ind w:firstLine="0"/>
+              <w:jc w:val="left"/>
+            </w:pPr>
+            <w:r>
+              <w:rPr>
+                <w:sz w:val="17"/>
               </w:rPr>
               <w:t xml:space="preserve">autorización a nivel objeto en servicio</w:t>
             </w:r>
@@ -2993,14 +2917,13 @@
           <w:p>
             <w:pPr>
               <w:pStyle w:val="Compact"/>
-              <w:spacing w:line="240" w:lineRule="auto" w:after="0"/>
-              <w:ind w:firstLine="0"/>
-              <w:jc w:val="left"/>
-            </w:pPr>
-            <w:r>
-              <w:rPr>
-                <w:rFonts w:ascii="Times New Roman" w:hAnsi="Times New Roman"/>
-                <w:sz w:val="18"/>
+              <w:spacing w:line="240" w:lineRule="auto" w:after="20"/>
+              <w:ind w:firstLine="0"/>
+              <w:jc w:val="left"/>
+            </w:pPr>
+            <w:r>
+              <w:rPr>
+                <w:sz w:val="17"/>
               </w:rPr>
               <w:t xml:space="preserve">cliente A consulta ID de cliente B</w:t>
             </w:r>
@@ -3013,14 +2936,13 @@
           <w:p>
             <w:pPr>
               <w:pStyle w:val="Compact"/>
-              <w:spacing w:line="240" w:lineRule="auto" w:after="0"/>
-              <w:ind w:firstLine="0"/>
-              <w:jc w:val="left"/>
-            </w:pPr>
-            <w:r>
-              <w:rPr>
-                <w:rFonts w:ascii="Times New Roman" w:hAnsi="Times New Roman"/>
-                <w:sz w:val="18"/>
+              <w:spacing w:line="240" w:lineRule="auto" w:after="20"/>
+              <w:ind w:firstLine="0"/>
+              <w:jc w:val="left"/>
+            </w:pPr>
+            <w:r>
+              <w:rPr>
+                <w:sz w:val="17"/>
               </w:rPr>
               <w:t xml:space="preserve">SEC-02</w:t>
             </w:r>
@@ -3031,14 +2953,13 @@
           <w:p>
             <w:pPr>
               <w:pStyle w:val="Compact"/>
-              <w:spacing w:line="240" w:lineRule="auto" w:after="0"/>
-              <w:ind w:firstLine="0"/>
-              <w:jc w:val="left"/>
-            </w:pPr>
-            <w:r>
-              <w:rPr>
-                <w:rFonts w:ascii="Times New Roman" w:hAnsi="Times New Roman"/>
-                <w:sz w:val="18"/>
+              <w:spacing w:line="240" w:lineRule="auto" w:after="20"/>
+              <w:ind w:firstLine="0"/>
+              <w:jc w:val="left"/>
+            </w:pPr>
+            <w:r>
+              <w:rPr>
+                <w:sz w:val="17"/>
               </w:rPr>
               <w:t xml:space="preserve">Webhook Wompi falsificado</w:t>
             </w:r>
@@ -3049,14 +2970,13 @@
           <w:p>
             <w:pPr>
               <w:pStyle w:val="Compact"/>
-              <w:spacing w:line="240" w:lineRule="auto" w:after="0"/>
-              <w:ind w:firstLine="0"/>
-              <w:jc w:val="left"/>
-            </w:pPr>
-            <w:r>
-              <w:rPr>
-                <w:rFonts w:ascii="Times New Roman" w:hAnsi="Times New Roman"/>
-                <w:sz w:val="18"/>
+              <w:spacing w:line="240" w:lineRule="auto" w:after="20"/>
+              <w:ind w:firstLine="0"/>
+              <w:jc w:val="left"/>
+            </w:pPr>
+            <w:r>
+              <w:rPr>
+                <w:sz w:val="17"/>
               </w:rPr>
               <w:t xml:space="preserve">checksum según documentación Wompi</w:t>
             </w:r>
@@ -3067,14 +2987,13 @@
           <w:p>
             <w:pPr>
               <w:pStyle w:val="Compact"/>
-              <w:spacing w:line="240" w:lineRule="auto" w:after="0"/>
-              <w:ind w:firstLine="0"/>
-              <w:jc w:val="left"/>
-            </w:pPr>
-            <w:r>
-              <w:rPr>
-                <w:rFonts w:ascii="Times New Roman" w:hAnsi="Times New Roman"/>
-                <w:sz w:val="18"/>
+              <w:spacing w:line="240" w:lineRule="auto" w:after="20"/>
+              <w:ind w:firstLine="0"/>
+              <w:jc w:val="left"/>
+            </w:pPr>
+            <w:r>
+              <w:rPr>
+                <w:sz w:val="17"/>
               </w:rPr>
               <w:t xml:space="preserve">firma adulterada rechazada</w:t>
             </w:r>
@@ -3087,14 +3006,13 @@
           <w:p>
             <w:pPr>
               <w:pStyle w:val="Compact"/>
-              <w:spacing w:line="240" w:lineRule="auto" w:after="0"/>
-              <w:ind w:firstLine="0"/>
-              <w:jc w:val="left"/>
-            </w:pPr>
-            <w:r>
-              <w:rPr>
-                <w:rFonts w:ascii="Times New Roman" w:hAnsi="Times New Roman"/>
-                <w:sz w:val="18"/>
+              <w:spacing w:line="240" w:lineRule="auto" w:after="20"/>
+              <w:ind w:firstLine="0"/>
+              <w:jc w:val="left"/>
+            </w:pPr>
+            <w:r>
+              <w:rPr>
+                <w:sz w:val="17"/>
               </w:rPr>
               <w:t xml:space="preserve">SEC-03</w:t>
             </w:r>
@@ -3105,14 +3023,13 @@
           <w:p>
             <w:pPr>
               <w:pStyle w:val="Compact"/>
-              <w:spacing w:line="240" w:lineRule="auto" w:after="0"/>
-              <w:ind w:firstLine="0"/>
-              <w:jc w:val="left"/>
-            </w:pPr>
-            <w:r>
-              <w:rPr>
-                <w:rFonts w:ascii="Times New Roman" w:hAnsi="Times New Roman"/>
-                <w:sz w:val="18"/>
+              <w:spacing w:line="240" w:lineRule="auto" w:after="20"/>
+              <w:ind w:firstLine="0"/>
+              <w:jc w:val="left"/>
+            </w:pPr>
+            <w:r>
+              <w:rPr>
+                <w:sz w:val="17"/>
               </w:rPr>
               <w:t xml:space="preserve">Evento duplicado</w:t>
             </w:r>
@@ -3123,14 +3040,13 @@
           <w:p>
             <w:pPr>
               <w:pStyle w:val="Compact"/>
-              <w:spacing w:line="240" w:lineRule="auto" w:after="0"/>
-              <w:ind w:firstLine="0"/>
-              <w:jc w:val="left"/>
-            </w:pPr>
-            <w:r>
-              <w:rPr>
-                <w:rFonts w:ascii="Times New Roman" w:hAnsi="Times New Roman"/>
-                <w:sz w:val="18"/>
+              <w:spacing w:line="240" w:lineRule="auto" w:after="20"/>
+              <w:ind w:firstLine="0"/>
+              <w:jc w:val="left"/>
+            </w:pPr>
+            <w:r>
+              <w:rPr>
+                <w:sz w:val="17"/>
               </w:rPr>
               <w:t xml:space="preserve">unicidad por transacción + transacción BD</w:t>
             </w:r>
@@ -3141,14 +3057,13 @@
           <w:p>
             <w:pPr>
               <w:pStyle w:val="Compact"/>
-              <w:spacing w:line="240" w:lineRule="auto" w:after="0"/>
-              <w:ind w:firstLine="0"/>
-              <w:jc w:val="left"/>
-            </w:pPr>
-            <w:r>
-              <w:rPr>
-                <w:rFonts w:ascii="Times New Roman" w:hAnsi="Times New Roman"/>
-                <w:sz w:val="18"/>
+              <w:spacing w:line="240" w:lineRule="auto" w:after="20"/>
+              <w:ind w:firstLine="0"/>
+              <w:jc w:val="left"/>
+            </w:pPr>
+            <w:r>
+              <w:rPr>
+                <w:sz w:val="17"/>
               </w:rPr>
               <w:t xml:space="preserve">repetir mismo payload dos veces</w:t>
             </w:r>
@@ -3161,14 +3076,13 @@
           <w:p>
             <w:pPr>
               <w:pStyle w:val="Compact"/>
-              <w:spacing w:line="240" w:lineRule="auto" w:after="0"/>
-              <w:ind w:firstLine="0"/>
-              <w:jc w:val="left"/>
-            </w:pPr>
-            <w:r>
-              <w:rPr>
-                <w:rFonts w:ascii="Times New Roman" w:hAnsi="Times New Roman"/>
-                <w:sz w:val="18"/>
+              <w:spacing w:line="240" w:lineRule="auto" w:after="20"/>
+              <w:ind w:firstLine="0"/>
+              <w:jc w:val="left"/>
+            </w:pPr>
+            <w:r>
+              <w:rPr>
+                <w:sz w:val="17"/>
               </w:rPr>
               <w:t xml:space="preserve">SEC-04</w:t>
             </w:r>
@@ -3179,14 +3093,13 @@
           <w:p>
             <w:pPr>
               <w:pStyle w:val="Compact"/>
-              <w:spacing w:line="240" w:lineRule="auto" w:after="0"/>
-              <w:ind w:firstLine="0"/>
-              <w:jc w:val="left"/>
-            </w:pPr>
-            <w:r>
-              <w:rPr>
-                <w:rFonts w:ascii="Times New Roman" w:hAnsi="Times New Roman"/>
-                <w:sz w:val="18"/>
+              <w:spacing w:line="240" w:lineRule="auto" w:after="20"/>
+              <w:ind w:firstLine="0"/>
+              <w:jc w:val="left"/>
+            </w:pPr>
+            <w:r>
+              <w:rPr>
+                <w:sz w:val="17"/>
               </w:rPr>
               <w:t xml:space="preserve">Errores de startup por migraciones</w:t>
             </w:r>
@@ -3197,14 +3110,13 @@
           <w:p>
             <w:pPr>
               <w:pStyle w:val="Compact"/>
-              <w:spacing w:line="240" w:lineRule="auto" w:after="0"/>
-              <w:ind w:firstLine="0"/>
-              <w:jc w:val="left"/>
-            </w:pPr>
-            <w:r>
-              <w:rPr>
-                <w:rFonts w:ascii="Times New Roman" w:hAnsi="Times New Roman"/>
-                <w:sz w:val="18"/>
+              <w:spacing w:line="240" w:lineRule="auto" w:after="20"/>
+              <w:ind w:firstLine="0"/>
+              <w:jc w:val="left"/>
+            </w:pPr>
+            <w:r>
+              <w:rPr>
+                <w:sz w:val="17"/>
               </w:rPr>
               <w:t xml:space="preserve">migrar en paso controlado</w:t>
             </w:r>
@@ -3215,14 +3127,13 @@
           <w:p>
             <w:pPr>
               <w:pStyle w:val="Compact"/>
-              <w:spacing w:line="240" w:lineRule="auto" w:after="0"/>
-              <w:ind w:firstLine="0"/>
-              <w:jc w:val="left"/>
-            </w:pPr>
-            <w:r>
-              <w:rPr>
-                <w:rFonts w:ascii="Times New Roman" w:hAnsi="Times New Roman"/>
-                <w:sz w:val="18"/>
+              <w:spacing w:line="240" w:lineRule="auto" w:after="20"/>
+              <w:ind w:firstLine="0"/>
+              <w:jc w:val="left"/>
+            </w:pPr>
+            <w:r>
+              <w:rPr>
+                <w:sz w:val="17"/>
               </w:rPr>
               <w:t xml:space="preserve">arranque BD vacía y rollback</w:t>
             </w:r>
@@ -3235,14 +3146,13 @@
           <w:p>
             <w:pPr>
               <w:pStyle w:val="Compact"/>
-              <w:spacing w:line="240" w:lineRule="auto" w:after="0"/>
-              <w:ind w:firstLine="0"/>
-              <w:jc w:val="left"/>
-            </w:pPr>
-            <w:r>
-              <w:rPr>
-                <w:rFonts w:ascii="Times New Roman" w:hAnsi="Times New Roman"/>
-                <w:sz w:val="18"/>
+              <w:spacing w:line="240" w:lineRule="auto" w:after="20"/>
+              <w:ind w:firstLine="0"/>
+              <w:jc w:val="left"/>
+            </w:pPr>
+            <w:r>
+              <w:rPr>
+                <w:sz w:val="17"/>
               </w:rPr>
               <w:t xml:space="preserve">SEC-05</w:t>
             </w:r>
@@ -3253,14 +3163,13 @@
           <w:p>
             <w:pPr>
               <w:pStyle w:val="Compact"/>
-              <w:spacing w:line="240" w:lineRule="auto" w:after="0"/>
-              <w:ind w:firstLine="0"/>
-              <w:jc w:val="left"/>
-            </w:pPr>
-            <w:r>
-              <w:rPr>
-                <w:rFonts w:ascii="Times New Roman" w:hAnsi="Times New Roman"/>
-                <w:sz w:val="18"/>
+              <w:spacing w:line="240" w:lineRule="auto" w:after="20"/>
+              <w:ind w:firstLine="0"/>
+              <w:jc w:val="left"/>
+            </w:pPr>
+            <w:r>
+              <w:rPr>
+                <w:sz w:val="17"/>
               </w:rPr>
               <w:t xml:space="preserve">CORS permisivo en despliegue</w:t>
             </w:r>
@@ -3271,14 +3180,13 @@
           <w:p>
             <w:pPr>
               <w:pStyle w:val="Compact"/>
-              <w:spacing w:line="240" w:lineRule="auto" w:after="0"/>
-              <w:ind w:firstLine="0"/>
-              <w:jc w:val="left"/>
-            </w:pPr>
-            <w:r>
-              <w:rPr>
-                <w:rFonts w:ascii="Times New Roman" w:hAnsi="Times New Roman"/>
-                <w:sz w:val="18"/>
+              <w:spacing w:line="240" w:lineRule="auto" w:after="20"/>
+              <w:ind w:firstLine="0"/>
+              <w:jc w:val="left"/>
+            </w:pPr>
+            <w:r>
+              <w:rPr>
+                <w:sz w:val="17"/>
               </w:rPr>
               <w:t xml:space="preserve">lista controlada por ambiente</w:t>
             </w:r>
@@ -3289,14 +3197,13 @@
           <w:p>
             <w:pPr>
               <w:pStyle w:val="Compact"/>
-              <w:spacing w:line="240" w:lineRule="auto" w:after="0"/>
-              <w:ind w:firstLine="0"/>
-              <w:jc w:val="left"/>
-            </w:pPr>
-            <w:r>
-              <w:rPr>
-                <w:rFonts w:ascii="Times New Roman" w:hAnsi="Times New Roman"/>
-                <w:sz w:val="18"/>
+              <w:spacing w:line="240" w:lineRule="auto" w:after="20"/>
+              <w:ind w:firstLine="0"/>
+              <w:jc w:val="left"/>
+            </w:pPr>
+            <w:r>
+              <w:rPr>
+                <w:sz w:val="17"/>
               </w:rPr>
               <w:t xml:space="preserve">intento con origin externo</w:t>
             </w:r>
@@ -3309,14 +3216,13 @@
           <w:p>
             <w:pPr>
               <w:pStyle w:val="Compact"/>
-              <w:spacing w:line="240" w:lineRule="auto" w:after="0"/>
-              <w:ind w:firstLine="0"/>
-              <w:jc w:val="left"/>
-            </w:pPr>
-            <w:r>
-              <w:rPr>
-                <w:rFonts w:ascii="Times New Roman" w:hAnsi="Times New Roman"/>
-                <w:sz w:val="18"/>
+              <w:spacing w:line="240" w:lineRule="auto" w:after="20"/>
+              <w:ind w:firstLine="0"/>
+              <w:jc w:val="left"/>
+            </w:pPr>
+            <w:r>
+              <w:rPr>
+                <w:sz w:val="17"/>
               </w:rPr>
               <w:t xml:space="preserve">SEC-06</w:t>
             </w:r>
@@ -3327,14 +3233,13 @@
           <w:p>
             <w:pPr>
               <w:pStyle w:val="Compact"/>
-              <w:spacing w:line="240" w:lineRule="auto" w:after="0"/>
-              <w:ind w:firstLine="0"/>
-              <w:jc w:val="left"/>
-            </w:pPr>
-            <w:r>
-              <w:rPr>
-                <w:rFonts w:ascii="Times New Roman" w:hAnsi="Times New Roman"/>
-                <w:sz w:val="18"/>
+              <w:spacing w:line="240" w:lineRule="auto" w:after="20"/>
+              <w:ind w:firstLine="0"/>
+              <w:jc w:val="left"/>
+            </w:pPr>
+            <w:r>
+              <w:rPr>
+                <w:sz w:val="17"/>
               </w:rPr>
               <w:t xml:space="preserve">Fuga de JWT o datos personales</w:t>
             </w:r>
@@ -3345,14 +3250,13 @@
           <w:p>
             <w:pPr>
               <w:pStyle w:val="Compact"/>
-              <w:spacing w:line="240" w:lineRule="auto" w:after="0"/>
-              <w:ind w:firstLine="0"/>
-              <w:jc w:val="left"/>
-            </w:pPr>
-            <w:r>
-              <w:rPr>
-                <w:rFonts w:ascii="Times New Roman" w:hAnsi="Times New Roman"/>
-                <w:sz w:val="18"/>
+              <w:spacing w:line="240" w:lineRule="auto" w:after="20"/>
+              <w:ind w:firstLine="0"/>
+              <w:jc w:val="left"/>
+            </w:pPr>
+            <w:r>
+              <w:rPr>
+                <w:sz w:val="17"/>
               </w:rPr>
               <w:t xml:space="preserve">secretos/PII fuera de logs</w:t>
             </w:r>
@@ -3363,14 +3267,13 @@
           <w:p>
             <w:pPr>
               <w:pStyle w:val="Compact"/>
-              <w:spacing w:line="240" w:lineRule="auto" w:after="0"/>
-              <w:ind w:firstLine="0"/>
-              <w:jc w:val="left"/>
-            </w:pPr>
-            <w:r>
-              <w:rPr>
-                <w:rFonts w:ascii="Times New Roman" w:hAnsi="Times New Roman"/>
-                <w:sz w:val="18"/>
+              <w:spacing w:line="240" w:lineRule="auto" w:after="20"/>
+              <w:ind w:firstLine="0"/>
+              <w:jc w:val="left"/>
+            </w:pPr>
+            <w:r>
+              <w:rPr>
+                <w:sz w:val="17"/>
               </w:rPr>
               <w:t xml:space="preserve">escaneo automatizado y revisión</w:t>
             </w:r>
@@ -3383,14 +3286,13 @@
           <w:p>
             <w:pPr>
               <w:pStyle w:val="Compact"/>
-              <w:spacing w:line="240" w:lineRule="auto" w:after="0"/>
-              <w:ind w:firstLine="0"/>
-              <w:jc w:val="left"/>
-            </w:pPr>
-            <w:r>
-              <w:rPr>
-                <w:rFonts w:ascii="Times New Roman" w:hAnsi="Times New Roman"/>
-                <w:sz w:val="18"/>
+              <w:spacing w:line="240" w:lineRule="auto" w:after="20"/>
+              <w:ind w:firstLine="0"/>
+              <w:jc w:val="left"/>
+            </w:pPr>
+            <w:r>
+              <w:rPr>
+                <w:sz w:val="17"/>
               </w:rPr>
               <w:t xml:space="preserve">SEC-07</w:t>
             </w:r>
@@ -3401,14 +3303,13 @@
           <w:p>
             <w:pPr>
               <w:pStyle w:val="Compact"/>
-              <w:spacing w:line="240" w:lineRule="auto" w:after="0"/>
-              <w:ind w:firstLine="0"/>
-              <w:jc w:val="left"/>
-            </w:pPr>
-            <w:r>
-              <w:rPr>
-                <w:rFonts w:ascii="Times New Roman" w:hAnsi="Times New Roman"/>
-                <w:sz w:val="18"/>
+              <w:spacing w:line="240" w:lineRule="auto" w:after="20"/>
+              <w:ind w:firstLine="0"/>
+              <w:jc w:val="left"/>
+            </w:pPr>
+            <w:r>
+              <w:rPr>
+                <w:sz w:val="17"/>
               </w:rPr>
               <w:t xml:space="preserve">Desincronización móvil</w:t>
             </w:r>
@@ -3419,14 +3320,13 @@
           <w:p>
             <w:pPr>
               <w:pStyle w:val="Compact"/>
-              <w:spacing w:line="240" w:lineRule="auto" w:after="0"/>
-              <w:ind w:firstLine="0"/>
-              <w:jc w:val="left"/>
-            </w:pPr>
-            <w:r>
-              <w:rPr>
-                <w:rFonts w:ascii="Times New Roman" w:hAnsi="Times New Roman"/>
-                <w:sz w:val="18"/>
+              <w:spacing w:line="240" w:lineRule="auto" w:after="20"/>
+              <w:ind w:firstLine="0"/>
+              <w:jc w:val="left"/>
+            </w:pPr>
+            <w:r>
+              <w:rPr>
+                <w:sz w:val="17"/>
               </w:rPr>
               <w:t xml:space="preserve">reconciliación REST y errores offline</w:t>
             </w:r>
@@ -3437,14 +3337,13 @@
           <w:p>
             <w:pPr>
               <w:pStyle w:val="Compact"/>
-              <w:spacing w:line="240" w:lineRule="auto" w:after="0"/>
-              <w:ind w:firstLine="0"/>
-              <w:jc w:val="left"/>
-            </w:pPr>
-            <w:r>
-              <w:rPr>
-                <w:rFonts w:ascii="Times New Roman" w:hAnsi="Times New Roman"/>
-                <w:sz w:val="18"/>
+              <w:spacing w:line="240" w:lineRule="auto" w:after="20"/>
+              <w:ind w:firstLine="0"/>
+              <w:jc w:val="left"/>
+            </w:pPr>
+            <w:r>
+              <w:rPr>
+                <w:sz w:val="17"/>
               </w:rPr>
               <w:t xml:space="preserve">corte/reconexión de red</w:t>
             </w:r>
@@ -3457,14 +3356,13 @@
           <w:p>
             <w:pPr>
               <w:pStyle w:val="Compact"/>
-              <w:spacing w:line="240" w:lineRule="auto" w:after="0"/>
-              <w:ind w:firstLine="0"/>
-              <w:jc w:val="left"/>
-            </w:pPr>
-            <w:r>
-              <w:rPr>
-                <w:rFonts w:ascii="Times New Roman" w:hAnsi="Times New Roman"/>
-                <w:sz w:val="18"/>
+              <w:spacing w:line="240" w:lineRule="auto" w:after="20"/>
+              <w:ind w:firstLine="0"/>
+              <w:jc w:val="left"/>
+            </w:pPr>
+            <w:r>
+              <w:rPr>
+                <w:sz w:val="17"/>
               </w:rPr>
               <w:t xml:space="preserve">SEC-08</w:t>
             </w:r>
@@ -3475,14 +3373,13 @@
           <w:p>
             <w:pPr>
               <w:pStyle w:val="Compact"/>
-              <w:spacing w:line="240" w:lineRule="auto" w:after="0"/>
-              <w:ind w:firstLine="0"/>
-              <w:jc w:val="left"/>
-            </w:pPr>
-            <w:r>
-              <w:rPr>
-                <w:rFonts w:ascii="Times New Roman" w:hAnsi="Times New Roman"/>
-                <w:sz w:val="18"/>
+              <w:spacing w:line="240" w:lineRule="auto" w:after="20"/>
+              <w:ind w:firstLine="0"/>
+              <w:jc w:val="left"/>
+            </w:pPr>
+            <w:r>
+              <w:rPr>
+                <w:sz w:val="17"/>
               </w:rPr>
               <w:t xml:space="preserve">Compatibilidad proveedor DB</w:t>
             </w:r>
@@ -3493,14 +3390,13 @@
           <w:p>
             <w:pPr>
               <w:pStyle w:val="Compact"/>
-              <w:spacing w:line="240" w:lineRule="auto" w:after="0"/>
-              <w:ind w:firstLine="0"/>
-              <w:jc w:val="left"/>
-            </w:pPr>
-            <w:r>
-              <w:rPr>
-                <w:rFonts w:ascii="Times New Roman" w:hAnsi="Times New Roman"/>
-                <w:sz w:val="18"/>
+              <w:spacing w:line="240" w:lineRule="auto" w:after="20"/>
+              <w:ind w:firstLine="0"/>
+              <w:jc w:val="left"/>
+            </w:pPr>
+            <w:r>
+              <w:rPr>
+                <w:sz w:val="17"/>
               </w:rPr>
               <w:t xml:space="preserve">CI por motor soportado</w:t>
             </w:r>
@@ -3511,14 +3407,13 @@
           <w:p>
             <w:pPr>
               <w:pStyle w:val="Compact"/>
-              <w:spacing w:line="240" w:lineRule="auto" w:after="0"/>
-              <w:ind w:firstLine="0"/>
-              <w:jc w:val="left"/>
-            </w:pPr>
-            <w:r>
-              <w:rPr>
-                <w:rFonts w:ascii="Times New Roman" w:hAnsi="Times New Roman"/>
-                <w:sz w:val="18"/>
+              <w:spacing w:line="240" w:lineRule="auto" w:after="20"/>
+              <w:ind w:firstLine="0"/>
+              <w:jc w:val="left"/>
+            </w:pPr>
+            <w:r>
+              <w:rPr>
+                <w:sz w:val="17"/>
               </w:rPr>
               <w:t xml:space="preserve">migraciones y queries reales</w:t>
             </w:r>
@@ -3532,12 +3427,9 @@
       <w:pPr>
         <w:pStyle w:val="Heading2"/>
         <w:keepNext/>
-        <w:ind w:firstLine="0"/>
-      </w:pPr>
-      <w:r>
-        <w:rPr>
-          <w:color w:val="000000"/>
-        </w:rPr>
+        <w:spacing w:line="264" w:lineRule="auto"/>
+      </w:pPr>
+      <w:r>
         <w:t xml:space="preserve">Fuentes primarias de implementación</w:t>
       </w:r>
     </w:p>
@@ -3548,6 +3440,7 @@
           <w:ilvl w:val="0"/>
           <w:numId w:val="1001"/>
         </w:numPr>
+        <w:spacing w:line="396" w:lineRule="auto" w:after="100"/>
       </w:pPr>
       <w:r>
         <w:t xml:space="preserve">API: https://github.com/yersonct/SaborExpressBack/tree/main</w:t>
@@ -3560,6 +3453,7 @@
           <w:ilvl w:val="0"/>
           <w:numId w:val="1001"/>
         </w:numPr>
+        <w:spacing w:line="396" w:lineRule="auto" w:after="100"/>
       </w:pPr>
       <w:r>
         <w:t xml:space="preserve">Web: https://github.com/yersonct/SaborExpressWeb/tree/main</w:t>
@@ -3572,6 +3466,7 @@
           <w:ilvl w:val="0"/>
           <w:numId w:val="1001"/>
         </w:numPr>
+        <w:spacing w:line="396" w:lineRule="auto" w:after="100"/>
       </w:pPr>
       <w:r>
         <w:t xml:space="preserve">Móvil: https://github.com/yersonct/SaborExpressMovil/tree/main</w:t>
@@ -3584,6 +3479,7 @@
           <w:ilvl w:val="0"/>
           <w:numId w:val="1001"/>
         </w:numPr>
+        <w:spacing w:line="396" w:lineRule="auto" w:after="100"/>
       </w:pPr>
       <w:r>
         <w:t xml:space="preserve">Referencia de presentación: https://github.com/jsgh1/SRD-v1/tree/dev/docs/docs-SRD</w:t>
@@ -3592,8 +3488,7 @@
     <w:p>
       <w:pPr>
         <w:pStyle w:val="FirstParagraph"/>
-        <w:spacing w:line="480" w:lineRule="auto" w:after="0"/>
-        <w:ind w:firstLine="720"/>
+        <w:spacing w:line="396" w:lineRule="auto" w:after="100"/>
       </w:pPr>
       <w:r>
         <w:rPr>
@@ -3610,10 +3505,916 @@
       </w:r>
     </w:p>
     <w:bookmarkEnd w:id="44"/>
-    <w:bookmarkEnd w:id="45"/>
+    <w:bookmarkStart w:id="60" w:name="diagramas-de-diseño-arquitectónico"/>
+    <w:p>
+      <w:pPr>
+        <w:pStyle w:val="Heading2"/>
+        <w:keepNext/>
+        <w:spacing w:line="264" w:lineRule="auto"/>
+      </w:pPr>
+      <w:r>
+        <w:t xml:space="preserve">15. Diagramas de diseño arquitectónico</w:t>
+      </w:r>
+    </w:p>
+    <w:p>
+      <w:pPr>
+        <w:pStyle w:val="CaptionedFigure"/>
+        <w:spacing w:line="396" w:lineRule="auto" w:after="100"/>
+      </w:pPr>
+      <w:r>
+        <w:drawing>
+          <wp:inline>
+            <wp:extent cx="5943600" cy="6036999"/>
+            <wp:effectExtent b="0" l="0" r="0" t="0"/>
+            <wp:docPr descr="02_COMPONENTES" title="" id="46" name="Picture"/>
+            <a:graphic>
+              <a:graphicData uri="http://schemas.openxmlformats.org/drawingml/2006/picture">
+                <pic:pic>
+                  <pic:nvPicPr>
+                    <pic:cNvPr descr="recursos/02_COMPONENTES.png" id="47" name="Picture"/>
+                    <pic:cNvPicPr>
+                      <a:picLocks noChangeArrowheads="1" noChangeAspect="1"/>
+                    </pic:cNvPicPr>
+                  </pic:nvPicPr>
+                  <pic:blipFill>
+                    <a:blip r:embed="rId45"/>
+                    <a:stretch>
+                      <a:fillRect/>
+                    </a:stretch>
+                  </pic:blipFill>
+                  <pic:spPr bwMode="auto">
+                    <a:xfrm>
+                      <a:off x="0" y="0"/>
+                      <a:ext cx="5943600" cy="6036999"/>
+                    </a:xfrm>
+                    <a:prstGeom prst="rect">
+                      <a:avLst/>
+                    </a:prstGeom>
+                    <a:noFill/>
+                    <a:ln w="9525">
+                      <a:noFill/>
+                      <a:headEnd/>
+                      <a:tailEnd/>
+                    </a:ln>
+                  </pic:spPr>
+                </pic:pic>
+              </a:graphicData>
+            </a:graphic>
+          </wp:inline>
+        </w:drawing>
+      </w:r>
+    </w:p>
+    <w:p>
+      <w:pPr>
+        <w:pStyle w:val="ImageCaption"/>
+        <w:spacing w:line="396" w:lineRule="auto" w:after="100"/>
+      </w:pPr>
+      <w:r>
+        <w:t xml:space="preserve">02_COMPONENTES</w:t>
+      </w:r>
+    </w:p>
+    <w:p>
+      <w:pPr>
+        <w:pStyle w:val="BodyText"/>
+        <w:spacing w:line="396" w:lineRule="auto" w:after="100"/>
+      </w:pPr>
+      <w:r>
+        <w:rPr>
+          <w:i/>
+          <w:iCs/>
+        </w:rPr>
+        <w:t xml:space="preserve">Nota. Elaboración para el estudio de caso SaborExpress; las figuras no certifican operaciones desplegadas.</w:t>
+      </w:r>
+    </w:p>
+    <w:p>
+      <w:pPr>
+        <w:pStyle w:val="CaptionedFigure"/>
+        <w:spacing w:line="396" w:lineRule="auto" w:after="100"/>
+      </w:pPr>
+      <w:r>
+        <w:drawing>
+          <wp:inline>
+            <wp:extent cx="5943600" cy="6947177"/>
+            <wp:effectExtent b="0" l="0" r="0" t="0"/>
+            <wp:docPr descr="06_MODELO_ER" title="" id="49" name="Picture"/>
+            <a:graphic>
+              <a:graphicData uri="http://schemas.openxmlformats.org/drawingml/2006/picture">
+                <pic:pic>
+                  <pic:nvPicPr>
+                    <pic:cNvPr descr="recursos/06_MODELO_ER.png" id="50" name="Picture"/>
+                    <pic:cNvPicPr>
+                      <a:picLocks noChangeArrowheads="1" noChangeAspect="1"/>
+                    </pic:cNvPicPr>
+                  </pic:nvPicPr>
+                  <pic:blipFill>
+                    <a:blip r:embed="rId48"/>
+                    <a:stretch>
+                      <a:fillRect/>
+                    </a:stretch>
+                  </pic:blipFill>
+                  <pic:spPr bwMode="auto">
+                    <a:xfrm>
+                      <a:off x="0" y="0"/>
+                      <a:ext cx="5943600" cy="6947177"/>
+                    </a:xfrm>
+                    <a:prstGeom prst="rect">
+                      <a:avLst/>
+                    </a:prstGeom>
+                    <a:noFill/>
+                    <a:ln w="9525">
+                      <a:noFill/>
+                      <a:headEnd/>
+                      <a:tailEnd/>
+                    </a:ln>
+                  </pic:spPr>
+                </pic:pic>
+              </a:graphicData>
+            </a:graphic>
+          </wp:inline>
+        </w:drawing>
+      </w:r>
+    </w:p>
+    <w:p>
+      <w:pPr>
+        <w:pStyle w:val="ImageCaption"/>
+        <w:spacing w:line="396" w:lineRule="auto" w:after="100"/>
+      </w:pPr>
+      <w:r>
+        <w:t xml:space="preserve">06_MODELO_ER</w:t>
+      </w:r>
+    </w:p>
+    <w:p>
+      <w:pPr>
+        <w:pStyle w:val="BodyText"/>
+        <w:spacing w:line="396" w:lineRule="auto" w:after="100"/>
+      </w:pPr>
+      <w:r>
+        <w:rPr>
+          <w:i/>
+          <w:iCs/>
+        </w:rPr>
+        <w:t xml:space="preserve">Nota. Elaboración para el estudio de caso SaborExpress; las figuras no certifican operaciones desplegadas.</w:t>
+      </w:r>
+    </w:p>
+    <w:p>
+      <w:pPr>
+        <w:pStyle w:val="CaptionedFigure"/>
+        <w:spacing w:line="396" w:lineRule="auto" w:after="100"/>
+      </w:pPr>
+      <w:r>
+        <w:drawing>
+          <wp:inline>
+            <wp:extent cx="5943600" cy="1008693"/>
+            <wp:effectExtent b="0" l="0" r="0" t="0"/>
+            <wp:docPr descr="04_SEQUENCE_ORDER" title="" id="52" name="Picture"/>
+            <a:graphic>
+              <a:graphicData uri="http://schemas.openxmlformats.org/drawingml/2006/picture">
+                <pic:pic>
+                  <pic:nvPicPr>
+                    <pic:cNvPr descr="recursos/04_SEQUENCE_ORDER.png" id="53" name="Picture"/>
+                    <pic:cNvPicPr>
+                      <a:picLocks noChangeArrowheads="1" noChangeAspect="1"/>
+                    </pic:cNvPicPr>
+                  </pic:nvPicPr>
+                  <pic:blipFill>
+                    <a:blip r:embed="rId51"/>
+                    <a:stretch>
+                      <a:fillRect/>
+                    </a:stretch>
+                  </pic:blipFill>
+                  <pic:spPr bwMode="auto">
+                    <a:xfrm>
+                      <a:off x="0" y="0"/>
+                      <a:ext cx="5943600" cy="1008693"/>
+                    </a:xfrm>
+                    <a:prstGeom prst="rect">
+                      <a:avLst/>
+                    </a:prstGeom>
+                    <a:noFill/>
+                    <a:ln w="9525">
+                      <a:noFill/>
+                      <a:headEnd/>
+                      <a:tailEnd/>
+                    </a:ln>
+                  </pic:spPr>
+                </pic:pic>
+              </a:graphicData>
+            </a:graphic>
+          </wp:inline>
+        </w:drawing>
+      </w:r>
+    </w:p>
+    <w:p>
+      <w:pPr>
+        <w:pStyle w:val="ImageCaption"/>
+        <w:spacing w:line="396" w:lineRule="auto" w:after="100"/>
+      </w:pPr>
+      <w:r>
+        <w:t xml:space="preserve">04_SEQUENCE_ORDER</w:t>
+      </w:r>
+    </w:p>
+    <w:p>
+      <w:pPr>
+        <w:pStyle w:val="BodyText"/>
+        <w:spacing w:line="396" w:lineRule="auto" w:after="100"/>
+      </w:pPr>
+      <w:r>
+        <w:rPr>
+          <w:i/>
+          <w:iCs/>
+        </w:rPr>
+        <w:t xml:space="preserve">Nota. Elaboración para el estudio de caso SaborExpress; las figuras no certifican operaciones desplegadas.</w:t>
+      </w:r>
+    </w:p>
+    <w:p>
+      <w:pPr>
+        <w:pStyle w:val="CaptionedFigure"/>
+        <w:spacing w:line="396" w:lineRule="auto" w:after="100"/>
+      </w:pPr>
+      <w:r>
+        <w:drawing>
+          <wp:inline>
+            <wp:extent cx="5943600" cy="491530"/>
+            <wp:effectExtent b="0" l="0" r="0" t="0"/>
+            <wp:docPr descr="05_SEQUENCE_PAYMENT" title="" id="55" name="Picture"/>
+            <a:graphic>
+              <a:graphicData uri="http://schemas.openxmlformats.org/drawingml/2006/picture">
+                <pic:pic>
+                  <pic:nvPicPr>
+                    <pic:cNvPr descr="recursos/05_SEQUENCE_PAYMENT.png" id="56" name="Picture"/>
+                    <pic:cNvPicPr>
+                      <a:picLocks noChangeArrowheads="1" noChangeAspect="1"/>
+                    </pic:cNvPicPr>
+                  </pic:nvPicPr>
+                  <pic:blipFill>
+                    <a:blip r:embed="rId54"/>
+                    <a:stretch>
+                      <a:fillRect/>
+                    </a:stretch>
+                  </pic:blipFill>
+                  <pic:spPr bwMode="auto">
+                    <a:xfrm>
+                      <a:off x="0" y="0"/>
+                      <a:ext cx="5943600" cy="491530"/>
+                    </a:xfrm>
+                    <a:prstGeom prst="rect">
+                      <a:avLst/>
+                    </a:prstGeom>
+                    <a:noFill/>
+                    <a:ln w="9525">
+                      <a:noFill/>
+                      <a:headEnd/>
+                      <a:tailEnd/>
+                    </a:ln>
+                  </pic:spPr>
+                </pic:pic>
+              </a:graphicData>
+            </a:graphic>
+          </wp:inline>
+        </w:drawing>
+      </w:r>
+    </w:p>
+    <w:p>
+      <w:pPr>
+        <w:pStyle w:val="ImageCaption"/>
+        <w:spacing w:line="396" w:lineRule="auto" w:after="100"/>
+      </w:pPr>
+      <w:r>
+        <w:t xml:space="preserve">05_SEQUENCE_PAYMENT</w:t>
+      </w:r>
+    </w:p>
+    <w:p>
+      <w:pPr>
+        <w:pStyle w:val="BodyText"/>
+        <w:spacing w:line="396" w:lineRule="auto" w:after="100"/>
+      </w:pPr>
+      <w:r>
+        <w:rPr>
+          <w:i/>
+          <w:iCs/>
+        </w:rPr>
+        <w:t xml:space="preserve">Nota. Elaboración para el estudio de caso SaborExpress; las figuras no certifican operaciones desplegadas.</w:t>
+      </w:r>
+    </w:p>
+    <w:p>
+      <w:pPr>
+        <w:pStyle w:val="CaptionedFigure"/>
+        <w:spacing w:line="396" w:lineRule="auto" w:after="100"/>
+      </w:pPr>
+      <w:r>
+        <w:drawing>
+          <wp:inline>
+            <wp:extent cx="5943600" cy="6188148"/>
+            <wp:effectExtent b="0" l="0" r="0" t="0"/>
+            <wp:docPr descr="09_AISLAMIENTO_ROLES" title="" id="58" name="Picture"/>
+            <a:graphic>
+              <a:graphicData uri="http://schemas.openxmlformats.org/drawingml/2006/picture">
+                <pic:pic>
+                  <pic:nvPicPr>
+                    <pic:cNvPr descr="recursos/09_AISLAMIENTO_ROLES.png" id="59" name="Picture"/>
+                    <pic:cNvPicPr>
+                      <a:picLocks noChangeArrowheads="1" noChangeAspect="1"/>
+                    </pic:cNvPicPr>
+                  </pic:nvPicPr>
+                  <pic:blipFill>
+                    <a:blip r:embed="rId57"/>
+                    <a:stretch>
+                      <a:fillRect/>
+                    </a:stretch>
+                  </pic:blipFill>
+                  <pic:spPr bwMode="auto">
+                    <a:xfrm>
+                      <a:off x="0" y="0"/>
+                      <a:ext cx="5943600" cy="6188148"/>
+                    </a:xfrm>
+                    <a:prstGeom prst="rect">
+                      <a:avLst/>
+                    </a:prstGeom>
+                    <a:noFill/>
+                    <a:ln w="9525">
+                      <a:noFill/>
+                      <a:headEnd/>
+                      <a:tailEnd/>
+                    </a:ln>
+                  </pic:spPr>
+                </pic:pic>
+              </a:graphicData>
+            </a:graphic>
+          </wp:inline>
+        </w:drawing>
+      </w:r>
+    </w:p>
+    <w:p>
+      <w:pPr>
+        <w:pStyle w:val="ImageCaption"/>
+        <w:spacing w:line="396" w:lineRule="auto" w:after="100"/>
+      </w:pPr>
+      <w:r>
+        <w:t xml:space="preserve">09_AISLAMIENTO_ROLES</w:t>
+      </w:r>
+    </w:p>
+    <w:p>
+      <w:pPr>
+        <w:pStyle w:val="BodyText"/>
+        <w:spacing w:line="396" w:lineRule="auto" w:after="100"/>
+      </w:pPr>
+      <w:r>
+        <w:rPr>
+          <w:i/>
+          <w:iCs/>
+        </w:rPr>
+        <w:t xml:space="preserve">Nota. Elaboración para el estudio de caso SaborExpress; las figuras no certifican operaciones desplegadas.</w:t>
+      </w:r>
+      <w:r>
+        <w:t xml:space="preserve"> </w:t>
+      </w:r>
+      <w:r>
+        <w:t xml:space="preserve">## 16. Patrones de diseño y justificación</w:t>
+      </w:r>
+    </w:p>
+    <w:p>
+      <w:pPr>
+        <w:pStyle w:val="BodyText"/>
+        <w:spacing w:line="396" w:lineRule="auto" w:after="100"/>
+      </w:pPr>
+      <w:r>
+        <w:rPr>
+          <w:b/>
+          <w:bCs/>
+        </w:rPr>
+        <w:t xml:space="preserve">Arquitectura modular en capas:</w:t>
+      </w:r>
+      <w:r>
+        <w:t xml:space="preserve"> </w:t>
+      </w:r>
+      <w:r>
+        <w:t xml:space="preserve">ASP.NET Core recibe solicitudes en Controllers; las interfaces y Services gestionan reglas de negocio; Repositories y</w:t>
+      </w:r>
+      <w:r>
+        <w:t xml:space="preserve"> </w:t>
+      </w:r>
+      <w:r>
+        <w:rPr>
+          <w:rStyle w:val="VerbatimChar"/>
+        </w:rPr>
+        <w:t xml:space="preserve">DbContext</w:t>
+      </w:r>
+      <w:r>
+        <w:t xml:space="preserve"> </w:t>
+      </w:r>
+      <w:r>
+        <w:t xml:space="preserve">encapsulan consultas y cambios persistentes. Esta división permite pruebas unitarias sobre servicios con repositorios simulados y pruebas de integración sobre EF Core real. Es incorrecto caracterizar toda la aplicación como microservicios si solo hay un ejecutable API.</w:t>
+      </w:r>
+    </w:p>
+    <w:p>
+      <w:pPr>
+        <w:pStyle w:val="BodyText"/>
+        <w:spacing w:line="396" w:lineRule="auto" w:after="100"/>
+      </w:pPr>
+      <w:r>
+        <w:rPr>
+          <w:b/>
+          <w:bCs/>
+        </w:rPr>
+        <w:t xml:space="preserve">DTO y validadores:</w:t>
+      </w:r>
+      <w:r>
+        <w:t xml:space="preserve"> </w:t>
+      </w:r>
+      <w:r>
+        <w:t xml:space="preserve">los mensajes externos no deberían exponer todas las propiedades persistentes.</w:t>
+      </w:r>
+      <w:r>
+        <w:t xml:space="preserve"> </w:t>
+      </w:r>
+      <w:r>
+        <w:rPr>
+          <w:rStyle w:val="VerbatimChar"/>
+        </w:rPr>
+        <w:t xml:space="preserve">CreateOrderDto</w:t>
+      </w:r>
+      <w:r>
+        <w:t xml:space="preserve">,</w:t>
+      </w:r>
+      <w:r>
+        <w:t xml:space="preserve"> </w:t>
+      </w:r>
+      <w:r>
+        <w:rPr>
+          <w:rStyle w:val="VerbatimChar"/>
+        </w:rPr>
+        <w:t xml:space="preserve">UpdateOrderStatusDto</w:t>
+      </w:r>
+      <w:r>
+        <w:t xml:space="preserve"> </w:t>
+      </w:r>
+      <w:r>
+        <w:t xml:space="preserve">y</w:t>
+      </w:r>
+      <w:r>
+        <w:t xml:space="preserve"> </w:t>
+      </w:r>
+      <w:r>
+        <w:rPr>
+          <w:rStyle w:val="VerbatimChar"/>
+        </w:rPr>
+        <w:t xml:space="preserve">InitWompiPaymentDto</w:t>
+      </w:r>
+      <w:r>
+        <w:t xml:space="preserve"> </w:t>
+      </w:r>
+      <w:r>
+        <w:t xml:space="preserve">son contratos con escenarios de validación diferenciados. El cliente transmite intención; el backend calcula montos y verifica permisos. En particular, el DTO de entrada no debe ser confiable para fijar el importe final.</w:t>
+      </w:r>
+    </w:p>
+    <w:p>
+      <w:pPr>
+        <w:pStyle w:val="BodyText"/>
+        <w:spacing w:line="396" w:lineRule="auto" w:after="100"/>
+      </w:pPr>
+      <w:r>
+        <w:rPr>
+          <w:b/>
+          <w:bCs/>
+        </w:rPr>
+        <w:t xml:space="preserve">Consistencia:</w:t>
+      </w:r>
+      <w:r>
+        <w:t xml:space="preserve"> </w:t>
+      </w:r>
+      <w:r>
+        <w:t xml:space="preserve">operaciones compuestas pedido–detalle, pago–pedido y asignación–reparto pueden requerir transacciones. Las señales SignalR se publican después de persistir, o con un mecanismo de salida confiable si la operación lo requiere. La presencia de SignalR en Program.cs no equivale a un bus de eventos confiable.</w:t>
+      </w:r>
+    </w:p>
+    <w:p>
+      <w:pPr>
+        <w:pStyle w:val="BodyText"/>
+        <w:spacing w:line="396" w:lineRule="auto" w:after="100"/>
+      </w:pPr>
+      <w:r>
+        <w:rPr>
+          <w:b/>
+          <w:bCs/>
+        </w:rPr>
+        <w:t xml:space="preserve">Arquitectura evolutiva:</w:t>
+      </w:r>
+      <w:r>
+        <w:t xml:space="preserve"> </w:t>
+      </w:r>
+      <w:r>
+        <w:t xml:space="preserve">exportar OpenAPI en pipeline CI, agregar versiones explícitas a eventos de notificaciones, registrar cambios incompatibles y garantizar convivencia de móviles que tardan en actualizarse.</w:t>
+      </w:r>
+    </w:p>
+    <w:bookmarkEnd w:id="60"/>
+    <w:bookmarkStart w:id="61" w:name="atributos-de-calidad-y-decisiones"/>
+    <w:p>
+      <w:pPr>
+        <w:pStyle w:val="Heading2"/>
+        <w:keepNext/>
+        <w:spacing w:line="264" w:lineRule="auto"/>
+      </w:pPr>
+      <w:r>
+        <w:t xml:space="preserve">17. Atributos de calidad y decisiones</w:t>
+      </w:r>
+    </w:p>
+    <w:tbl>
+      <w:tblPr>
+        <w:tblStyle w:val="Table"/>
+        <w:tblW w:type="pct" w:w="5000"/>
+        <w:jc w:val="left"/>
+        <w:tblLayout w:type="autofit"/>
+        <w:tblLook w:firstRow="1" w:lastRow="0" w:firstColumn="0" w:lastColumn="0" w:noHBand="0" w:noVBand="0" w:val="0020"/>
+      </w:tblPr>
+      <w:tblGrid>
+        <w:gridCol w:w="2640"/>
+        <w:gridCol w:w="2640"/>
+        <w:gridCol w:w="2640"/>
+      </w:tblGrid>
+      <w:tr>
+        <w:trPr>
+          <w:tblHeader w:val="on"/>
+          <w:tblHeader w:val="true"/>
+        </w:trPr>
+        <w:tc>
+          <w:tcPr/>
+          <w:p>
+            <w:pPr>
+              <w:pStyle w:val="Compact"/>
+              <w:spacing w:line="240" w:lineRule="auto" w:after="20"/>
+              <w:ind w:firstLine="0"/>
+              <w:jc w:val="left"/>
+            </w:pPr>
+            <w:r>
+              <w:rPr>
+                <w:b/>
+                <w:sz w:val="17"/>
+              </w:rPr>
+              <w:t xml:space="preserve">Calidad</w:t>
+            </w:r>
+          </w:p>
+        </w:tc>
+        <w:tc>
+          <w:tcPr/>
+          <w:p>
+            <w:pPr>
+              <w:pStyle w:val="Compact"/>
+              <w:spacing w:line="240" w:lineRule="auto" w:after="20"/>
+              <w:ind w:firstLine="0"/>
+              <w:jc w:val="left"/>
+            </w:pPr>
+            <w:r>
+              <w:rPr>
+                <w:b/>
+                <w:sz w:val="17"/>
+              </w:rPr>
+              <w:t xml:space="preserve">Decisión</w:t>
+            </w:r>
+          </w:p>
+        </w:tc>
+        <w:tc>
+          <w:tcPr/>
+          <w:p>
+            <w:pPr>
+              <w:pStyle w:val="Compact"/>
+              <w:spacing w:line="240" w:lineRule="auto" w:after="20"/>
+              <w:ind w:firstLine="0"/>
+              <w:jc w:val="left"/>
+            </w:pPr>
+            <w:r>
+              <w:rPr>
+                <w:b/>
+                <w:sz w:val="17"/>
+              </w:rPr>
+              <w:t xml:space="preserve">Evidencia de verificación que falta</w:t>
+            </w:r>
+          </w:p>
+        </w:tc>
+      </w:tr>
+      <w:tr>
+        <w:tc>
+          <w:tcPr/>
+          <w:p>
+            <w:pPr>
+              <w:pStyle w:val="Compact"/>
+              <w:spacing w:line="240" w:lineRule="auto" w:after="20"/>
+              <w:ind w:firstLine="0"/>
+              <w:jc w:val="left"/>
+            </w:pPr>
+            <w:r>
+              <w:rPr>
+                <w:sz w:val="17"/>
+              </w:rPr>
+              <w:t xml:space="preserve">Seguridad</w:t>
+            </w:r>
+          </w:p>
+        </w:tc>
+        <w:tc>
+          <w:tcPr/>
+          <w:p>
+            <w:pPr>
+              <w:pStyle w:val="Compact"/>
+              <w:spacing w:line="240" w:lineRule="auto" w:after="20"/>
+              <w:ind w:firstLine="0"/>
+              <w:jc w:val="left"/>
+            </w:pPr>
+            <w:r>
+              <w:rPr>
+                <w:sz w:val="17"/>
+              </w:rPr>
+              <w:t xml:space="preserve">Verificación JWT+rol+recurso+turno</w:t>
+            </w:r>
+          </w:p>
+        </w:tc>
+        <w:tc>
+          <w:tcPr/>
+          <w:p>
+            <w:pPr>
+              <w:pStyle w:val="Compact"/>
+              <w:spacing w:line="240" w:lineRule="auto" w:after="20"/>
+              <w:ind w:firstLine="0"/>
+              <w:jc w:val="left"/>
+            </w:pPr>
+            <w:r>
+              <w:rPr>
+                <w:sz w:val="17"/>
+              </w:rPr>
+              <w:t xml:space="preserve">Pruebas 401/403, acceso entre sedes</w:t>
+            </w:r>
+          </w:p>
+        </w:tc>
+      </w:tr>
+      <w:tr>
+        <w:tc>
+          <w:tcPr/>
+          <w:p>
+            <w:pPr>
+              <w:pStyle w:val="Compact"/>
+              <w:spacing w:line="240" w:lineRule="auto" w:after="20"/>
+              <w:ind w:firstLine="0"/>
+              <w:jc w:val="left"/>
+            </w:pPr>
+            <w:r>
+              <w:rPr>
+                <w:sz w:val="17"/>
+              </w:rPr>
+              <w:t xml:space="preserve">Confiabilidad</w:t>
+            </w:r>
+          </w:p>
+        </w:tc>
+        <w:tc>
+          <w:tcPr/>
+          <w:p>
+            <w:pPr>
+              <w:pStyle w:val="Compact"/>
+              <w:spacing w:line="240" w:lineRule="auto" w:after="20"/>
+              <w:ind w:firstLine="0"/>
+              <w:jc w:val="left"/>
+            </w:pPr>
+            <w:r>
+              <w:rPr>
+                <w:sz w:val="17"/>
+              </w:rPr>
+              <w:t xml:space="preserve">Persistir antes de notificar</w:t>
+            </w:r>
+          </w:p>
+        </w:tc>
+        <w:tc>
+          <w:tcPr/>
+          <w:p>
+            <w:pPr>
+              <w:pStyle w:val="Compact"/>
+              <w:spacing w:line="240" w:lineRule="auto" w:after="20"/>
+              <w:ind w:firstLine="0"/>
+              <w:jc w:val="left"/>
+            </w:pPr>
+            <w:r>
+              <w:rPr>
+                <w:sz w:val="17"/>
+              </w:rPr>
+              <w:t xml:space="preserve">Falla de red durante la transacción</w:t>
+            </w:r>
+          </w:p>
+        </w:tc>
+      </w:tr>
+      <w:tr>
+        <w:tc>
+          <w:tcPr/>
+          <w:p>
+            <w:pPr>
+              <w:pStyle w:val="Compact"/>
+              <w:spacing w:line="240" w:lineRule="auto" w:after="20"/>
+              <w:ind w:firstLine="0"/>
+              <w:jc w:val="left"/>
+            </w:pPr>
+            <w:r>
+              <w:rPr>
+                <w:sz w:val="17"/>
+              </w:rPr>
+              <w:t xml:space="preserve">Mantenibilidad</w:t>
+            </w:r>
+          </w:p>
+        </w:tc>
+        <w:tc>
+          <w:tcPr/>
+          <w:p>
+            <w:pPr>
+              <w:pStyle w:val="Compact"/>
+              <w:spacing w:line="240" w:lineRule="auto" w:after="20"/>
+              <w:ind w:firstLine="0"/>
+              <w:jc w:val="left"/>
+            </w:pPr>
+            <w:r>
+              <w:rPr>
+                <w:sz w:val="17"/>
+              </w:rPr>
+              <w:t xml:space="preserve">Separar HTTP, servicios y datos</w:t>
+            </w:r>
+          </w:p>
+        </w:tc>
+        <w:tc>
+          <w:tcPr/>
+          <w:p>
+            <w:pPr>
+              <w:pStyle w:val="Compact"/>
+              <w:spacing w:line="240" w:lineRule="auto" w:after="20"/>
+              <w:ind w:firstLine="0"/>
+              <w:jc w:val="left"/>
+            </w:pPr>
+            <w:r>
+              <w:rPr>
+                <w:sz w:val="17"/>
+              </w:rPr>
+              <w:t xml:space="preserve">Cobertura de pruebas y métricas</w:t>
+            </w:r>
+          </w:p>
+        </w:tc>
+      </w:tr>
+      <w:tr>
+        <w:tc>
+          <w:tcPr/>
+          <w:p>
+            <w:pPr>
+              <w:pStyle w:val="Compact"/>
+              <w:spacing w:line="240" w:lineRule="auto" w:after="20"/>
+              <w:ind w:firstLine="0"/>
+              <w:jc w:val="left"/>
+            </w:pPr>
+            <w:r>
+              <w:rPr>
+                <w:sz w:val="17"/>
+              </w:rPr>
+              <w:t xml:space="preserve">Rendimiento</w:t>
+            </w:r>
+          </w:p>
+        </w:tc>
+        <w:tc>
+          <w:tcPr/>
+          <w:p>
+            <w:pPr>
+              <w:pStyle w:val="Compact"/>
+              <w:spacing w:line="240" w:lineRule="auto" w:after="20"/>
+              <w:ind w:firstLine="0"/>
+              <w:jc w:val="left"/>
+            </w:pPr>
+            <w:r>
+              <w:rPr>
+                <w:sz w:val="17"/>
+              </w:rPr>
+              <w:t xml:space="preserve">Paginación e índices por sede/fecha</w:t>
+            </w:r>
+          </w:p>
+        </w:tc>
+        <w:tc>
+          <w:tcPr/>
+          <w:p>
+            <w:pPr>
+              <w:pStyle w:val="Compact"/>
+              <w:spacing w:line="240" w:lineRule="auto" w:after="20"/>
+              <w:ind w:firstLine="0"/>
+              <w:jc w:val="left"/>
+            </w:pPr>
+            <w:r>
+              <w:rPr>
+                <w:sz w:val="17"/>
+              </w:rPr>
+              <w:t xml:space="preserve">EXPLAIN y cargas reales</w:t>
+            </w:r>
+          </w:p>
+        </w:tc>
+      </w:tr>
+      <w:tr>
+        <w:tc>
+          <w:tcPr/>
+          <w:p>
+            <w:pPr>
+              <w:pStyle w:val="Compact"/>
+              <w:spacing w:line="240" w:lineRule="auto" w:after="20"/>
+              <w:ind w:firstLine="0"/>
+              <w:jc w:val="left"/>
+            </w:pPr>
+            <w:r>
+              <w:rPr>
+                <w:sz w:val="17"/>
+              </w:rPr>
+              <w:t xml:space="preserve">Compatibilidad</w:t>
+            </w:r>
+          </w:p>
+        </w:tc>
+        <w:tc>
+          <w:tcPr/>
+          <w:p>
+            <w:pPr>
+              <w:pStyle w:val="Compact"/>
+              <w:spacing w:line="240" w:lineRule="auto" w:after="20"/>
+              <w:ind w:firstLine="0"/>
+              <w:jc w:val="left"/>
+            </w:pPr>
+            <w:r>
+              <w:rPr>
+                <w:sz w:val="17"/>
+              </w:rPr>
+              <w:t xml:space="preserve">Contratos estables para web y móvil</w:t>
+            </w:r>
+          </w:p>
+        </w:tc>
+        <w:tc>
+          <w:tcPr/>
+          <w:p>
+            <w:pPr>
+              <w:pStyle w:val="Compact"/>
+              <w:spacing w:line="240" w:lineRule="auto" w:after="20"/>
+              <w:ind w:firstLine="0"/>
+              <w:jc w:val="left"/>
+            </w:pPr>
+            <w:r>
+              <w:rPr>
+                <w:sz w:val="17"/>
+              </w:rPr>
+              <w:t xml:space="preserve">Pactos de API y pruebas regresión</w:t>
+            </w:r>
+          </w:p>
+        </w:tc>
+      </w:tr>
+      <w:tr>
+        <w:tc>
+          <w:tcPr/>
+          <w:p>
+            <w:pPr>
+              <w:pStyle w:val="Compact"/>
+              <w:spacing w:line="240" w:lineRule="auto" w:after="20"/>
+              <w:ind w:firstLine="0"/>
+              <w:jc w:val="left"/>
+            </w:pPr>
+            <w:r>
+              <w:rPr>
+                <w:sz w:val="17"/>
+              </w:rPr>
+              <w:t xml:space="preserve">Observabilidad</w:t>
+            </w:r>
+          </w:p>
+        </w:tc>
+        <w:tc>
+          <w:tcPr/>
+          <w:p>
+            <w:pPr>
+              <w:pStyle w:val="Compact"/>
+              <w:spacing w:line="240" w:lineRule="auto" w:after="20"/>
+              <w:ind w:firstLine="0"/>
+              <w:jc w:val="left"/>
+            </w:pPr>
+            <w:r>
+              <w:rPr>
+                <w:sz w:val="17"/>
+              </w:rPr>
+              <w:t xml:space="preserve">Correlación de solicitud y evento Wompi</w:t>
+            </w:r>
+          </w:p>
+        </w:tc>
+        <w:tc>
+          <w:tcPr/>
+          <w:p>
+            <w:pPr>
+              <w:pStyle w:val="Compact"/>
+              <w:spacing w:line="240" w:lineRule="auto" w:after="20"/>
+              <w:ind w:firstLine="0"/>
+              <w:jc w:val="left"/>
+            </w:pPr>
+            <w:r>
+              <w:rPr>
+                <w:sz w:val="17"/>
+              </w:rPr>
+              <w:t xml:space="preserve">Dashboard y trazas de integración</w:t>
+            </w:r>
+          </w:p>
+        </w:tc>
+      </w:tr>
+    </w:tbl>
+    <w:bookmarkEnd w:id="61"/>
+    <w:bookmarkEnd w:id="62"/>
     <w:sectPr>
-      <w:headerReference r:id="rId9" w:type="default"/>
-      <w:pgMar w:bottom="1440" w:left="1440" w:right="1440" w:top="1440"/>
+      <w:footerReference w:type="default" r:id="rId10"/>
+      <w:pgSz w:h="15840" w:w="12240"/>
+      <w:pgMar w:bottom="1440" w:left="1440" w:right="1440" w:top="1440" w:header="691" w:footer="720"/>
     </w:sectPr>
   </w:body>
 </w:document>
@@ -3623,6 +4424,24 @@
 <w:comments xmlns:w="http://schemas.openxmlformats.org/wordprocessingml/2006/main" xmlns:m="http://schemas.openxmlformats.org/officeDocument/2006/math" xmlns:r="http://schemas.openxmlformats.org/officeDocument/2006/relationships" xmlns:o="urn:schemas-microsoft-com:office:office" xmlns:v="urn:schemas-microsoft-com:vml" xmlns:w10="urn:schemas-microsoft-com:office:word" xmlns:a="http://schemas.openxmlformats.org/drawingml/2006/main" xmlns:pic="http://schemas.openxmlformats.org/drawingml/2006/picture" xmlns:wp="http://schemas.openxmlformats.org/drawingml/2006/wordprocessingDrawing"/>
 </file>
 
+<file path=word/footer1.xml><?xml version="1.0" encoding="utf-8"?>
+<w:ftr xmlns:m="http://schemas.openxmlformats.org/officeDocument/2006/math" xmlns:mc="http://schemas.openxmlformats.org/markup-compatibility/2006" xmlns:mo="http://schemas.microsoft.com/office/mac/office/2008/main" xmlns:mv="urn:schemas-microsoft-com:mac:vml" xmlns:o="urn:schemas-microsoft-com:office:office" xmlns:r="http://schemas.openxmlformats.org/officeDocument/2006/relationships" xmlns:v="urn:schemas-microsoft-com:vml" xmlns:w10="urn:schemas-microsoft-com:office:word" xmlns:w14="http://schemas.microsoft.com/office/word/2010/wordml" xmlns:w="http://schemas.openxmlformats.org/wordprocessingml/2006/main" xmlns:wne="http://schemas.microsoft.com/office/word/2006/wordml" xmlns:wp14="http://schemas.microsoft.com/office/word/2010/wordprocessingDrawing" xmlns:wp="http://schemas.openxmlformats.org/drawingml/2006/wordprocessingDrawing" xmlns:wpc="http://schemas.microsoft.com/office/word/2010/wordprocessingCanvas" xmlns:wpg="http://schemas.microsoft.com/office/word/2010/wordprocessingGroup" xmlns:wpi="http://schemas.microsoft.com/office/word/2010/wordprocessingInk" xmlns:wps="http://schemas.microsoft.com/office/word/2010/wordprocessingShape" mc:Ignorable="w14 wp14">
+  <w:p>
+    <w:pPr>
+      <w:pStyle w:val="Footer"/>
+      <w:jc w:val="right"/>
+    </w:pPr>
+    <w:r>
+      <w:rPr>
+        <w:sz w:val="16"/>
+      </w:rPr>
+      <w:t xml:space="preserve">SaborExpress | Yerson Stiven Cuellar Rubiano | Ficha 3145555 | Página </w:t>
+    </w:r>
+    <w:fldSimple w:instr="PAGE"/>
+  </w:p>
+</w:ftr>
+</file>
+
 <file path=word/footnotes.xml><?xml version="1.0" encoding="utf-8"?>
 <w:footnotes xmlns:w="http://schemas.openxmlformats.org/wordprocessingml/2006/main" xmlns:m="http://schemas.openxmlformats.org/officeDocument/2006/math" xmlns:r="http://schemas.openxmlformats.org/officeDocument/2006/relationships" xmlns:o="urn:schemas-microsoft-com:office:office" xmlns:v="urn:schemas-microsoft-com:vml" xmlns:w10="urn:schemas-microsoft-com:office:word" xmlns:a="http://schemas.openxmlformats.org/drawingml/2006/main" xmlns:pic="http://schemas.openxmlformats.org/drawingml/2006/picture" xmlns:wp="http://schemas.openxmlformats.org/drawingml/2006/wordprocessingDrawing">
   <w:footnote w:type="continuationSeparator" w:id="0">
@@ -3640,18 +4459,6 @@
     </w:p>
   </w:footnote>
 </w:footnotes>
-</file>
-
-<file path=word/header1.xml><?xml version="1.0" encoding="utf-8"?>
-<w:hdr xmlns:m="http://schemas.openxmlformats.org/officeDocument/2006/math" xmlns:mc="http://schemas.openxmlformats.org/markup-compatibility/2006" xmlns:mo="http://schemas.microsoft.com/office/mac/office/2008/main" xmlns:mv="urn:schemas-microsoft-com:mac:vml" xmlns:o="urn:schemas-microsoft-com:office:office" xmlns:r="http://schemas.openxmlformats.org/officeDocument/2006/relationships" xmlns:v="urn:schemas-microsoft-com:vml" xmlns:w10="urn:schemas-microsoft-com:office:word" xmlns:w14="http://schemas.microsoft.com/office/word/2010/wordml" xmlns:w="http://schemas.openxmlformats.org/wordprocessingml/2006/main" xmlns:wne="http://schemas.microsoft.com/office/word/2006/wordml" xmlns:wp14="http://schemas.microsoft.com/office/word/2010/wordprocessingDrawing" xmlns:wp="http://schemas.openxmlformats.org/drawingml/2006/wordprocessingDrawing" xmlns:wpc="http://schemas.microsoft.com/office/word/2010/wordprocessingCanvas" xmlns:wpg="http://schemas.microsoft.com/office/word/2010/wordprocessingGroup" xmlns:wpi="http://schemas.microsoft.com/office/word/2010/wordprocessingInk" xmlns:wps="http://schemas.microsoft.com/office/word/2010/wordprocessingShape" mc:Ignorable="w14 wp14">
-  <w:p>
-    <w:pPr>
-      <w:pStyle w:val="Header"/>
-      <w:jc w:val="right"/>
-    </w:pPr>
-    <w:fldSimple w:instr="PAGE"/>
-  </w:p>
-</w:hdr>
 </file>
 
 <file path=word/numbering.xml><?xml version="1.0" encoding="utf-8"?>
@@ -3839,12 +4646,11 @@
     <w:name w:val="Normal"/>
     <w:qFormat/>
     <w:pPr>
-      <w:spacing w:after="0" w:line="480" w:lineRule="auto"/>
-      <w:ind w:firstLine="720"/>
+      <w:spacing w:after="60" w:line="360" w:lineRule="auto"/>
     </w:pPr>
     <w:rPr>
       <w:rFonts w:ascii="Times New Roman" w:hAnsi="Times New Roman"/>
-      <w:color w:val="000000"/>
+      <w:color w:val="191E28"/>
       <w:sz w:val="24"/>
     </w:rPr>
   </w:style>
@@ -3854,27 +4660,35 @@
     <w:link w:val="BodyTextChar"/>
     <w:qFormat/>
     <w:pPr>
-      <w:spacing w:after="180" w:before="180"/>
+      <w:spacing w:after="60" w:before="180" w:line="360" w:lineRule="auto"/>
     </w:pPr>
+    <w:rPr>
+      <w:rFonts w:ascii="Times New Roman" w:hAnsi="Times New Roman"/>
+      <w:color w:val="191E28"/>
+      <w:sz w:val="24"/>
+    </w:rPr>
   </w:style>
   <w:style w:customStyle="1" w:styleId="FirstParagraph" w:type="paragraph">
     <w:name w:val="First Paragraph"/>
     <w:basedOn w:val="BodyText"/>
     <w:next w:val="BodyText"/>
     <w:qFormat/>
+    <w:pPr>
+      <w:spacing w:after="60" w:line="360" w:lineRule="auto"/>
+    </w:pPr>
+    <w:rPr>
+      <w:rFonts w:ascii="Times New Roman" w:hAnsi="Times New Roman"/>
+      <w:color w:val="191E28"/>
+      <w:sz w:val="24"/>
+    </w:rPr>
   </w:style>
   <w:style w:customStyle="1" w:styleId="Compact" w:type="paragraph">
     <w:name w:val="Compact"/>
     <w:basedOn w:val="BodyText"/>
     <w:qFormat/>
     <w:pPr>
-      <w:spacing w:after="0" w:before="36" w:line="240" w:lineRule="auto"/>
-      <w:ind w:firstLine="0"/>
+      <w:spacing w:after="36" w:before="36"/>
     </w:pPr>
-    <w:rPr>
-      <w:rFonts w:ascii="Times New Roman" w:hAnsi="Times New Roman"/>
-      <w:sz w:val="20"/>
-    </w:rPr>
   </w:style>
   <w:style w:styleId="Title" w:type="paragraph">
     <w:name w:val="Title"/>
@@ -3884,16 +4698,15 @@
     <w:pPr>
       <w:keepNext/>
       <w:keepLines/>
-      <w:spacing w:after="40" w:before="120" w:line="480" w:lineRule="auto"/>
-      <w:ind w:firstLine="0"/>
+      <w:spacing w:after="240" w:before="480"/>
       <w:jc w:val="center"/>
     </w:pPr>
     <w:rPr>
-      <w:rFonts w:ascii="Times New Roman" w:asciiTheme="majorHAnsi" w:cstheme="majorBidi" w:eastAsiaTheme="majorEastAsia" w:hAnsi="Times New Roman" w:hAnsiTheme="majorHAnsi"/>
+      <w:rFonts w:asciiTheme="majorHAnsi" w:cstheme="majorBidi" w:eastAsiaTheme="majorEastAsia" w:hAnsiTheme="majorHAnsi"/>
       <w:b/>
       <w:bCs/>
-      <w:color w:val="000000"/>
-      <w:sz w:val="24"/>
+      <w:color w:themeColor="accent1" w:themeShade="B5" w:val="345A8A"/>
+      <w:sz w:val="36"/>
       <w:szCs w:val="36"/>
     </w:rPr>
   </w:style>
@@ -3990,7 +4803,7 @@
       <w:rFonts w:asciiTheme="majorHAnsi" w:cstheme="majorBidi" w:eastAsiaTheme="majorEastAsia" w:hAnsiTheme="majorHAnsi"/>
       <w:b/>
       <w:bCs/>
-      <w:color w:val="000000"/>
+      <w:color w:themeColor="accent1" w:val="4F81BD"/>
       <w:sz w:val="32"/>
       <w:szCs w:val="32"/>
     </w:rPr>
@@ -4012,7 +4825,7 @@
       <w:rFonts w:asciiTheme="majorHAnsi" w:cstheme="majorBidi" w:eastAsiaTheme="majorEastAsia" w:hAnsiTheme="majorHAnsi"/>
       <w:b/>
       <w:bCs/>
-      <w:color w:val="000000"/>
+      <w:color w:themeColor="accent1" w:val="4F81BD"/>
       <w:sz w:val="28"/>
       <w:szCs w:val="28"/>
     </w:rPr>
@@ -4034,7 +4847,7 @@
       <w:rFonts w:asciiTheme="majorHAnsi" w:cstheme="majorBidi" w:eastAsiaTheme="majorEastAsia" w:hAnsiTheme="majorHAnsi"/>
       <w:b/>
       <w:bCs/>
-      <w:color w:val="000000"/>
+      <w:color w:themeColor="accent1" w:val="4F81BD"/>
       <w:sz w:val="24"/>
       <w:szCs w:val="24"/>
     </w:rPr>
@@ -4207,7 +5020,7 @@
     <w:qFormat/>
     <w:rPr>
       <w:rFonts w:ascii="Times New Roman" w:hAnsi="Times New Roman"/>
-      <w:sz w:val="18"/>
+      <w:sz w:val="20"/>
     </w:rPr>
     <w:tblPr>
       <w:tblInd w:type="dxa" w:w="0"/>
